--- a/articles/candle/candle.docx
+++ b/articles/candle/candle.docx
@@ -199,7 +199,15 @@
         <w:spacing w:after="0" w:line="240" w:lineRule="auto"/>
       </w:pPr>
       <w:r>
-        <w:t>I came across a Data Intellect article that looked at this problem using Python and TA-Lib. The article was a useful starting point because it didn't just describe the patterns; it tested them against historical market data and looked at whether the patterns had any measurable predictive value.</w:t>
+        <w:t xml:space="preserve">I came across a </w:t>
+      </w:r>
+      <w:proofErr w:type="spellStart"/>
+      <w:r>
+        <w:t>DataIntellect</w:t>
+      </w:r>
+      <w:proofErr w:type="spellEnd"/>
+      <w:r>
+        <w:t xml:space="preserve"> article that looked at this problem using Python and TA-Lib. The article was a useful starting point because it didn't just describe the patterns; it tested them against historical market data and looked at whether the patterns had any measurable predictive value.</w:t>
       </w:r>
     </w:p>
     <w:p>
@@ -223,7 +231,15 @@
         <w:t>+.</w:t>
       </w:r>
       <w:r>
-        <w:t xml:space="preserve">  Given the rise of algorithmic and quantitative trading, candlestick analysis used for alpha discovery is less likely to be used. This article is a fun revisit into the Data Intellect article, however this time with </w:t>
+        <w:t xml:space="preserve">  Given the rise of algorithmic and quantitative trading, candlestick analysis used for alpha discovery is less likely to be used. This article is a fun revisit into the </w:t>
+      </w:r>
+      <w:proofErr w:type="spellStart"/>
+      <w:r>
+        <w:t>DataIntellect</w:t>
+      </w:r>
+      <w:proofErr w:type="spellEnd"/>
+      <w:r>
+        <w:t xml:space="preserve"> article, however this time with </w:t>
       </w:r>
       <w:r>
         <w:t>all</w:t>
@@ -245,206 +261,31 @@
     <w:p>
       <w:pPr>
         <w:spacing w:after="0" w:line="240" w:lineRule="auto"/>
-      </w:pPr>
-      <w:r>
         <w:rPr>
           <w:b/>
           <w:color w:val="2F5F8A"/>
           <w:sz w:val="30"/>
         </w:rPr>
-        <w:t>Abstract</w:t>
-      </w:r>
+      </w:pPr>
     </w:p>
     <w:p>
       <w:pPr>
         <w:spacing w:after="0" w:line="240" w:lineRule="auto"/>
       </w:pPr>
       <w:r>
-        <w:t>A hammer and a hanging man have the same candle shape, yet TA-Lib treats them as opposite signals. The difference isn't the candle itself, but the trend that came before it.</w:t>
-      </w:r>
-    </w:p>
-    <w:p>
-      <w:pPr>
-        <w:spacing w:after="0" w:line="240" w:lineRule="auto"/>
-      </w:pPr>
-    </w:p>
-    <w:p>
-      <w:pPr>
-        <w:spacing w:after="0" w:line="240" w:lineRule="auto"/>
-      </w:pPr>
-      <w:r>
-        <w:t xml:space="preserve">This is something I wanted to explore when I added candlestick recognition to openQ. The file </w:t>
-      </w:r>
-      <w:r>
-        <w:rPr>
-          <w:rFonts w:ascii="Consolas" w:hAnsi="Consolas"/>
-          <w:color w:val="8A3F1E"/>
-          <w:sz w:val="20"/>
-        </w:rPr>
-        <w:t>analytics/candle/candle.q</w:t>
-      </w:r>
-      <w:r>
-        <w:t xml:space="preserve"> contains 32 patterns implemented in q and integrated with the openQ backtest framework. I ported the original implementation from another q project, which exposed several issues specific to the q implementation rather than the candlestick definitions </w:t>
-      </w:r>
-      <w:proofErr w:type="spellStart"/>
-      <w:r>
-        <w:t>themselves.I</w:t>
-      </w:r>
-      <w:proofErr w:type="spellEnd"/>
-      <w:r>
-        <w:t xml:space="preserve"> used the Data Intellect Python/TA-Lib analysis as a reference, reproducing its results in q before extending the tests across multiple instruments. This turned up a few interesting results.</w:t>
-      </w:r>
-    </w:p>
-    <w:p>
-      <w:pPr>
-        <w:spacing w:after="0" w:line="240" w:lineRule="auto"/>
-      </w:pPr>
-    </w:p>
-    <w:p>
-      <w:pPr>
-        <w:spacing w:after="0" w:line="240" w:lineRule="auto"/>
-      </w:pPr>
-      <w:r>
-        <w:t xml:space="preserve">The distinction between patterns such as hammer/hanging man and inverted hammer/shooting star is contextual, with the direction determined by </w:t>
-      </w:r>
-      <w:r>
-        <w:rPr>
-          <w:rFonts w:ascii="Consolas" w:hAnsi="Consolas"/>
-          <w:color w:val="8A3F1E"/>
-          <w:sz w:val="20"/>
-        </w:rPr>
-        <w:t>.candle.priorTrend</w:t>
-      </w:r>
-      <w:r>
-        <w:t xml:space="preserve">. The port also exposed eleven categories of implementation issues, including where-clause scoping, closure behaviour with </w:t>
-      </w:r>
-      <w:r>
-        <w:rPr>
-          <w:rFonts w:ascii="Consolas" w:hAnsi="Consolas"/>
-          <w:color w:val="8A3F1E"/>
-          <w:sz w:val="20"/>
-        </w:rPr>
-        <w:t>each</w:t>
-      </w:r>
-      <w:r>
-        <w:t xml:space="preserve">, and problems with dyadic </w:t>
-      </w:r>
-      <w:r>
-        <w:rPr>
-          <w:rFonts w:ascii="Consolas" w:hAnsi="Consolas"/>
-          <w:color w:val="8A3F1E"/>
-          <w:sz w:val="20"/>
-        </w:rPr>
-        <w:t>max</w:t>
-      </w:r>
-      <w:r>
-        <w:t>/</w:t>
-      </w:r>
-      <w:r>
-        <w:rPr>
-          <w:rFonts w:ascii="Consolas" w:hAnsi="Consolas"/>
-          <w:color w:val="8A3F1E"/>
-          <w:sz w:val="20"/>
-        </w:rPr>
-        <w:t>min</w:t>
-      </w:r>
-      <w:r>
-        <w:t>.</w:t>
-      </w:r>
-    </w:p>
-    <w:p>
-      <w:pPr>
-        <w:spacing w:after="0" w:line="240" w:lineRule="auto"/>
-      </w:pPr>
-    </w:p>
-    <w:p>
-      <w:pPr>
-        <w:spacing w:after="0" w:line="240" w:lineRule="auto"/>
-      </w:pPr>
-      <w:r>
-        <w:lastRenderedPageBreak/>
-        <w:t xml:space="preserve">The testing also uncovered a defect in the </w:t>
-      </w:r>
-      <w:r>
-        <w:rPr>
-          <w:rFonts w:ascii="Consolas" w:hAnsi="Consolas"/>
-          <w:color w:val="8A3F1E"/>
-          <w:sz w:val="20"/>
-        </w:rPr>
-        <w:t>kicking</w:t>
-      </w:r>
-      <w:r>
-        <w:t xml:space="preserve"> pattern. Although it is described as a rare reversal pattern, it was firing on roughly one in four daily bars, with fewer than a third satisfying a genuine gap condition. The same behaviour appeared across all six instruments tested.</w:t>
-      </w:r>
-    </w:p>
-    <w:p>
-      <w:pPr>
-        <w:spacing w:after="0" w:line="240" w:lineRule="auto"/>
-      </w:pPr>
-      <w:r>
-        <w:t xml:space="preserve">Finally, I tested the full library across 14 instruments, producing 87,301 real pattern fires. Overall directional accuracy was 52.1% versus 50% for a coin flip. Across 105 pattern/side/horizon comparisons, none survived Bonferroni correction. The strongest result, bearish </w:t>
-      </w:r>
-      <w:r>
-        <w:rPr>
-          <w:rFonts w:ascii="Consolas" w:hAnsi="Consolas"/>
-          <w:color w:val="8A3F1E"/>
-          <w:sz w:val="20"/>
-        </w:rPr>
-        <w:t>engulfing</w:t>
-      </w:r>
-      <w:r>
-        <w:t xml:space="preserve"> at a one-day horizon, was actually anti-predictive.</w:t>
-      </w:r>
-    </w:p>
-    <w:p>
-      <w:pPr>
-        <w:spacing w:after="0" w:line="240" w:lineRule="auto"/>
-      </w:pPr>
-    </w:p>
-    <w:p>
-      <w:pPr>
-        <w:spacing w:after="0" w:line="240" w:lineRule="auto"/>
-      </w:pPr>
-      <w:r>
-        <w:t>That leaves two separate questions. The first is an engineering problem. The second has to be demonstrated with data.</w:t>
-      </w:r>
-    </w:p>
-    <w:p>
-      <w:pPr>
-        <w:spacing w:after="0" w:line="240" w:lineRule="auto"/>
-      </w:pPr>
-      <w:r>
-        <w:t>1. Does the library correctly recognise the pattern? 2. Does the pattern tell us anything about future returns?</w:t>
-      </w:r>
-    </w:p>
-    <w:p>
-      <w:pPr>
-        <w:spacing w:after="0" w:line="240" w:lineRule="auto"/>
         <w:rPr>
           <w:b/>
           <w:color w:val="2F5F8A"/>
           <w:sz w:val="30"/>
         </w:rPr>
-      </w:pPr>
-    </w:p>
-    <w:p>
-      <w:pPr>
-        <w:spacing w:after="0" w:line="240" w:lineRule="auto"/>
-      </w:pPr>
+        <w:t xml:space="preserve">1. </w:t>
+      </w:r>
       <w:r>
         <w:rPr>
           <w:b/>
           <w:color w:val="2F5F8A"/>
           <w:sz w:val="30"/>
         </w:rPr>
-        <w:t xml:space="preserve">1. </w:t>
-      </w:r>
-      <w:r>
-        <w:rPr>
-          <w:b/>
-          <w:color w:val="2F5F8A"/>
-          <w:sz w:val="30"/>
-        </w:rPr>
         <w:t>Initial Idea</w:t>
       </w:r>
     </w:p>
@@ -466,7 +307,43 @@
         <w:spacing w:after="0" w:line="240" w:lineRule="auto"/>
       </w:pPr>
       <w:r>
-        <w:t>The Data Intellect article provided the starting point and a useful reference for the analysis. Everything that follows — the q implementation, validation, bug investigation, and larger-scale tests — was done using kdb+ and openQ's own data.</w:t>
+        <w:t xml:space="preserve">The </w:t>
+      </w:r>
+      <w:proofErr w:type="spellStart"/>
+      <w:r>
+        <w:t>DataIntellect</w:t>
+      </w:r>
+      <w:proofErr w:type="spellEnd"/>
+      <w:r>
+        <w:t xml:space="preserve"> article provided the starting point and a useful reference for the analysis. Everything that follows</w:t>
+      </w:r>
+      <w:r>
+        <w:t>:</w:t>
+      </w:r>
+      <w:r>
+        <w:t xml:space="preserve"> the q implementation, validation, bug investigation, and larger-scale tests </w:t>
+      </w:r>
+      <w:r>
+        <w:t xml:space="preserve">were performed </w:t>
+      </w:r>
+      <w:r>
+        <w:t xml:space="preserve">using </w:t>
+      </w:r>
+      <w:proofErr w:type="spellStart"/>
+      <w:r>
+        <w:t>kdb</w:t>
+      </w:r>
+      <w:proofErr w:type="spellEnd"/>
+      <w:r>
+        <w:t xml:space="preserve">+ and </w:t>
+      </w:r>
+      <w:proofErr w:type="spellStart"/>
+      <w:r>
+        <w:t>openQ's</w:t>
+      </w:r>
+      <w:proofErr w:type="spellEnd"/>
+      <w:r>
+        <w:t xml:space="preserve"> own data.</w:t>
       </w:r>
     </w:p>
     <w:p>
@@ -478,6 +355,7 @@
         <w:rPr>
           <w:noProof/>
         </w:rPr>
+        <w:lastRenderedPageBreak/>
         <w:drawing>
           <wp:inline distT="0" distB="0" distL="0" distR="0" wp14:anchorId="30DDB5AC" wp14:editId="448F44ED">
             <wp:extent cx="5852160" cy="1680210"/>
@@ -566,7 +444,25 @@
         <w:spacing w:after="0" w:line="240" w:lineRule="auto"/>
       </w:pPr>
       <w:r>
-        <w:t>These settings are kept as q data rather than being buried inside the pattern functions, so they are easy to inspect and change. If I want to change one of them, I can do it at runtime:</w:t>
+        <w:t>These settings are kept as q data rather than being buried inside the pattern functions, so they are easy to inspect and change. If</w:t>
+      </w:r>
+      <w:r>
+        <w:t xml:space="preserve"> a user</w:t>
+      </w:r>
+      <w:r>
+        <w:t xml:space="preserve"> want</w:t>
+      </w:r>
+      <w:r>
+        <w:t>s</w:t>
+      </w:r>
+      <w:r>
+        <w:t xml:space="preserve"> to change one of them, </w:t>
+      </w:r>
+      <w:r>
+        <w:t>the following can be performed</w:t>
+      </w:r>
+      <w:r>
+        <w:t xml:space="preserve"> at runtime:</w:t>
       </w:r>
     </w:p>
     <w:p>
@@ -625,7 +521,19 @@
         <w:spacing w:after="0" w:line="240" w:lineRule="auto"/>
       </w:pPr>
       <w:r>
-        <w:t>This was one of the reasons I kept the implementation in q rather than treating the candlestick logic as a black-box dependency. I can see exactly what each pattern is using, change the thresholds, and test the effect directly in kdb+.</w:t>
+        <w:t>This was one of the reasons I kept the implementation in q rather than treating the candlestick logic as a black-box dependency</w:t>
+      </w:r>
+      <w:r>
+        <w:t>:</w:t>
+      </w:r>
+      <w:r>
+        <w:t xml:space="preserve"> </w:t>
+      </w:r>
+      <w:r>
+        <w:t>the user</w:t>
+      </w:r>
+      <w:r>
+        <w:t xml:space="preserve"> can see exactly what each pattern is using, change the thresholds, and test the effect directly in kdb+.</w:t>
       </w:r>
     </w:p>
     <w:p>
@@ -638,7 +546,16 @@
         <w:spacing w:after="0" w:line="240" w:lineRule="auto"/>
       </w:pPr>
       <w:r>
-        <w:t>This is a different trade-off from TA-Lib. TA-Lib is a mature, widely used C library that has been around for a long time and has had far more exposure to real-world use than this implementation. The advantage here is that the logic is visible and tunable. That makes it easier for me to experiment with the definitions and understand exactly why a pattern fired, but it doesn't make the implementation inherently better than TA-Lib.</w:t>
+        <w:t xml:space="preserve">This is a different trade-off from TA-Lib. TA-Lib is a mature, widely used C library that has been around for a long time and has had far more exposure to real-world use than this implementation. The advantage here is that the logic is visible and tunable. That makes it easier for </w:t>
+      </w:r>
+      <w:r>
+        <w:t>us</w:t>
+      </w:r>
+      <w:r>
+        <w:t xml:space="preserve"> to experiment with the definitions and understand exactly why a pattern fired</w:t>
+      </w:r>
+      <w:r>
+        <w:t>.</w:t>
       </w:r>
     </w:p>
     <w:p>
@@ -939,6 +856,7 @@
         <w:rPr>
           <w:noProof/>
         </w:rPr>
+        <w:lastRenderedPageBreak/>
         <w:drawing>
           <wp:inline distT="0" distB="0" distL="0" distR="0" wp14:anchorId="6A713D5F" wp14:editId="154C4FB0">
             <wp:extent cx="5852160" cy="1616187"/>
@@ -1046,7 +964,11 @@
         <w:spacing w:after="0" w:line="240" w:lineRule="auto"/>
       </w:pPr>
       <w:r>
-        <w:t xml:space="preserve">No downstream consumer needs to know a given pattern's native output shape in advance — </w:t>
+        <w:t xml:space="preserve">No downstream consumer needs to know a given pattern's native output shape in </w:t>
+      </w:r>
+      <w:proofErr w:type="gramStart"/>
+      <w:r>
+        <w:t xml:space="preserve">advance — </w:t>
       </w:r>
       <w:r>
         <w:rPr>
@@ -1054,37 +976,27 @@
           <w:color w:val="8A3F1E"/>
           <w:sz w:val="20"/>
         </w:rPr>
-        <w:t>.bt.alphas.candlePattern</w:t>
-      </w:r>
-      <w:r>
-        <w:t xml:space="preserve"> (§8) looks it up from </w:t>
-      </w:r>
+        <w:t>.</w:t>
+      </w:r>
+      <w:proofErr w:type="spellStart"/>
+      <w:proofErr w:type="gramEnd"/>
       <w:r>
         <w:rPr>
           <w:rFonts w:ascii="Consolas" w:hAnsi="Consolas"/>
           <w:color w:val="8A3F1E"/>
           <w:sz w:val="20"/>
         </w:rPr>
-        <w:t>direction</w:t>
-      </w:r>
-      <w:r>
-        <w:t xml:space="preserve"> on every invocation rather than hardcoding it per pattern name, so adding a 33rd pattern requires one registry row and no change to any caller.</w:t>
-      </w:r>
-    </w:p>
-    <w:p>
-      <w:pPr>
-        <w:spacing w:after="0" w:line="240" w:lineRule="auto"/>
-      </w:pPr>
-      <w:r>
-        <w:t>### 2.2 Design Insight: Shape Is Not the Signal</w:t>
-      </w:r>
-    </w:p>
-    <w:p>
-      <w:pPr>
-        <w:spacing w:after="0" w:line="240" w:lineRule="auto"/>
-      </w:pPr>
-      <w:r>
-        <w:t xml:space="preserve">Four of the 13 single-candle patterns reduce to two underlying shapes, each read two ways. A small body with a long lower shadow and almost no upper shadow is either </w:t>
+        <w:t>bt.alphas.candlePattern</w:t>
+      </w:r>
+      <w:proofErr w:type="spellEnd"/>
+      <w:r>
+        <w:t xml:space="preserve"> (§</w:t>
+      </w:r>
+      <w:r>
+        <w:t>7</w:t>
+      </w:r>
+      <w:r>
+        <w:t xml:space="preserve">) looks it up from </w:t>
       </w:r>
       <w:r>
         <w:rPr>
@@ -1092,10 +1004,26 @@
           <w:color w:val="8A3F1E"/>
           <w:sz w:val="20"/>
         </w:rPr>
-        <w:t>hammer</w:t>
-      </w:r>
-      <w:r>
-        <w:t xml:space="preserve"> or </w:t>
+        <w:t>direction</w:t>
+      </w:r>
+      <w:r>
+        <w:t xml:space="preserve"> on every invocation rather than hardcoding it per pattern name, so adding a 33rd pattern requires one registry row and no change to any caller.</w:t>
+      </w:r>
+    </w:p>
+    <w:p>
+      <w:pPr>
+        <w:spacing w:after="0" w:line="240" w:lineRule="auto"/>
+      </w:pPr>
+      <w:r>
+        <w:t>### 2.2 Design Insight: Shape Is Not the Signal</w:t>
+      </w:r>
+    </w:p>
+    <w:p>
+      <w:pPr>
+        <w:spacing w:after="0" w:line="240" w:lineRule="auto"/>
+      </w:pPr>
+      <w:r>
+        <w:t xml:space="preserve">Four of the 13 single-candle patterns reduce to two underlying shapes, each read two ways. A small body with a long lower shadow and almost no upper shadow is either </w:t>
       </w:r>
       <w:r>
         <w:rPr>
@@ -1103,22 +1031,10 @@
           <w:color w:val="8A3F1E"/>
           <w:sz w:val="20"/>
         </w:rPr>
-        <w:t>hangingMan</w:t>
-      </w:r>
-      <w:r>
-        <w:t>; its mirror image (long</w:t>
-      </w:r>
-      <w:r>
-        <w:t xml:space="preserve"> </w:t>
-      </w:r>
-      <w:r>
-        <w:rPr>
-          <w:i/>
-        </w:rPr>
-        <w:t>upper</w:t>
-      </w:r>
-      <w:r>
-        <w:t xml:space="preserve"> shadow instead) is either </w:t>
+        <w:t>hammer</w:t>
+      </w:r>
+      <w:r>
+        <w:t xml:space="preserve"> or </w:t>
       </w:r>
       <w:r>
         <w:rPr>
@@ -1126,10 +1042,22 @@
           <w:color w:val="8A3F1E"/>
           <w:sz w:val="20"/>
         </w:rPr>
-        <w:t>invertedHammer</w:t>
-      </w:r>
-      <w:r>
-        <w:t xml:space="preserve"> or </w:t>
+        <w:t>hangingMan</w:t>
+      </w:r>
+      <w:r>
+        <w:t>; its mirror image (long</w:t>
+      </w:r>
+      <w:r>
+        <w:t xml:space="preserve"> </w:t>
+      </w:r>
+      <w:r>
+        <w:rPr>
+          <w:i/>
+        </w:rPr>
+        <w:t>upper</w:t>
+      </w:r>
+      <w:r>
+        <w:t xml:space="preserve"> shadow instead) is either </w:t>
       </w:r>
       <w:r>
         <w:rPr>
@@ -1137,10 +1065,10 @@
           <w:color w:val="8A3F1E"/>
           <w:sz w:val="20"/>
         </w:rPr>
-        <w:t>shootingStar</w:t>
-      </w:r>
-      <w:r>
-        <w:t xml:space="preserve">. An earlier revision of this port implemented </w:t>
+        <w:t>invertedHammer</w:t>
+      </w:r>
+      <w:r>
+        <w:t xml:space="preserve"> or </w:t>
       </w:r>
       <w:r>
         <w:rPr>
@@ -1148,10 +1076,10 @@
           <w:color w:val="8A3F1E"/>
           <w:sz w:val="20"/>
         </w:rPr>
-        <w:t>hangingMan</w:t>
-      </w:r>
-      <w:r>
-        <w:t>/</w:t>
+        <w:t>shootingStar</w:t>
+      </w:r>
+      <w:r>
+        <w:t xml:space="preserve">. An earlier revision of this port implemented </w:t>
       </w:r>
       <w:r>
         <w:rPr>
@@ -1159,10 +1087,10 @@
           <w:color w:val="8A3F1E"/>
           <w:sz w:val="20"/>
         </w:rPr>
-        <w:t>shootingStar</w:t>
-      </w:r>
-      <w:r>
-        <w:t xml:space="preserve"> as bare aliases of </w:t>
+        <w:t>hangingMan</w:t>
+      </w:r>
+      <w:r>
+        <w:t>/</w:t>
       </w:r>
       <w:r>
         <w:rPr>
@@ -1170,10 +1098,10 @@
           <w:color w:val="8A3F1E"/>
           <w:sz w:val="20"/>
         </w:rPr>
-        <w:t>hammer</w:t>
-      </w:r>
-      <w:r>
-        <w:t>/</w:t>
+        <w:t>shootingStar</w:t>
+      </w:r>
+      <w:r>
+        <w:t xml:space="preserve"> as bare aliases of </w:t>
       </w:r>
       <w:r>
         <w:rPr>
@@ -1181,6 +1109,17 @@
           <w:color w:val="8A3F1E"/>
           <w:sz w:val="20"/>
         </w:rPr>
+        <w:t>hammer</w:t>
+      </w:r>
+      <w:r>
+        <w:t>/</w:t>
+      </w:r>
+      <w:r>
+        <w:rPr>
+          <w:rFonts w:ascii="Consolas" w:hAnsi="Consolas"/>
+          <w:color w:val="8A3F1E"/>
+          <w:sz w:val="20"/>
+        </w:rPr>
         <w:t>invertedHammer</w:t>
       </w:r>
       <w:r>
@@ -1196,7 +1135,6 @@
         <w:rPr>
           <w:noProof/>
         </w:rPr>
-        <w:lastRenderedPageBreak/>
         <w:drawing>
           <wp:inline distT="0" distB="0" distL="0" distR="0" wp14:anchorId="10531490" wp14:editId="5E48A39D">
             <wp:extent cx="4811150" cy="2560320"/>
@@ -1257,6 +1195,7 @@
         <w:rPr>
           <w:noProof/>
         </w:rPr>
+        <w:lastRenderedPageBreak/>
         <w:drawing>
           <wp:inline distT="0" distB="0" distL="0" distR="0" wp14:anchorId="23B9ACEE" wp14:editId="252BF9B5">
             <wp:extent cx="4811150" cy="3559126"/>
@@ -1373,6 +1312,11 @@
     <w:p>
       <w:pPr>
         <w:spacing w:after="0" w:line="240" w:lineRule="auto"/>
+      </w:pPr>
+    </w:p>
+    <w:p>
+      <w:pPr>
+        <w:spacing w:after="0" w:line="240" w:lineRule="auto"/>
         <w:rPr>
           <w:b/>
           <w:color w:val="2F5F8A"/>
@@ -1390,24 +1334,82 @@
           <w:color w:val="2F5F8A"/>
           <w:sz w:val="30"/>
         </w:rPr>
-        <w:t>3. Porting to a Constrained q Build: Platform-Specific Defects</w:t>
+        <w:t>3</w:t>
+      </w:r>
+      <w:r>
+        <w:rPr>
+          <w:b/>
+          <w:color w:val="2F5F8A"/>
+          <w:sz w:val="30"/>
+        </w:rPr>
+        <w:t>. Empirical Verification</w:t>
       </w:r>
     </w:p>
     <w:p>
       <w:pPr>
         <w:spacing w:after="0" w:line="240" w:lineRule="auto"/>
       </w:pPr>
+      <w:r>
+        <w:t xml:space="preserve">### </w:t>
+      </w:r>
+      <w:r>
+        <w:t>3</w:t>
+      </w:r>
+      <w:r>
+        <w:t>.1 Methodology</w:t>
+      </w:r>
+    </w:p>
+    <w:p>
+      <w:pPr>
+        <w:spacing w:after="0" w:line="240" w:lineRule="auto"/>
+      </w:pPr>
+      <w:r>
+        <w:t>The referenced analysis makes a checkable claim of a specific, falsifiable form: one pattern, one real crash, one specific date. The methodolog</w:t>
+      </w:r>
+      <w:r>
+        <w:t xml:space="preserve">y </w:t>
+      </w:r>
+      <w:r>
+        <w:t xml:space="preserve">to validate this port is therefore not to rely on the existing 32-pattern smoke test in isolation, but to run an equivalent check against real data and report what is </w:t>
+      </w:r>
+      <w:proofErr w:type="gramStart"/>
+      <w:r>
+        <w:t>actually returned</w:t>
+      </w:r>
+      <w:proofErr w:type="gramEnd"/>
+      <w:r>
+        <w:t xml:space="preserve">. This study pulled real AAPL daily bars from openQ's own </w:t>
+      </w:r>
       <w:r>
         <w:rPr>
           <w:rFonts w:ascii="Consolas" w:hAnsi="Consolas"/>
           <w:color w:val="8A3F1E"/>
           <w:sz w:val="20"/>
         </w:rPr>
-        <w:lastRenderedPageBreak/>
-        <w:t>candle.q</w:t>
-      </w:r>
-      <w:r>
-        <w:t xml:space="preserve">'s own header documents eleven distinct categories of defects found porting the upstream </w:t>
+        <w:t>eq_hdb</w:t>
+      </w:r>
+      <w:r>
+        <w:t xml:space="preserve"> (</w:t>
+      </w:r>
+      <w:proofErr w:type="spellStart"/>
+      <w:r>
+        <w:t>yfinance</w:t>
+      </w:r>
+      <w:proofErr w:type="spellEnd"/>
+      <w:r>
+        <w:t>) for January–August 2020</w:t>
+      </w:r>
+      <w:r>
+        <w:t>,</w:t>
+      </w:r>
+      <w:r>
+        <w:t xml:space="preserve"> the identical window used in the referenced analysis for the S&amp;P 500</w:t>
+      </w:r>
+      <w:r>
+        <w:t xml:space="preserve"> </w:t>
+      </w:r>
+      <w:r>
+        <w:t xml:space="preserve">and ran </w:t>
       </w:r>
       <w:r>
         <w:rPr>
@@ -1415,158 +1417,20 @@
           <w:color w:val="8A3F1E"/>
           <w:sz w:val="20"/>
         </w:rPr>
-        <w:t>kdb_candle</w:t>
-      </w:r>
-      <w:r>
-        <w:t xml:space="preserve"> project to this build — none concerning candlestick theory, all concerning this build's own runtime behavior. Three are presented here as representative cases.</w:t>
-      </w:r>
-    </w:p>
-    <w:p>
-      <w:pPr>
-        <w:spacing w:after="0" w:line="240" w:lineRule="auto"/>
-      </w:pPr>
-      <w:r>
-        <w:rPr>
-          <w:b/>
-        </w:rPr>
-        <w:t>Defect class 1 — `where`-clause column scoping.</w:t>
-      </w:r>
-    </w:p>
-    <w:p>
-      <w:pPr>
-        <w:spacing w:after="0" w:line="240" w:lineRule="auto"/>
-        <w:jc w:val="center"/>
-      </w:pPr>
-      <w:r>
-        <w:rPr>
-          <w:noProof/>
-        </w:rPr>
-        <w:drawing>
-          <wp:inline distT="0" distB="0" distL="0" distR="0" wp14:anchorId="23176707" wp14:editId="53D83BF4">
-            <wp:extent cx="4403187" cy="1899138"/>
-            <wp:effectExtent l="0" t="0" r="0" b="0"/>
-            <wp:docPr id="7" name="Picture 7"/>
-            <wp:cNvGraphicFramePr>
-              <a:graphicFrameLocks xmlns:a="http://schemas.openxmlformats.org/drawingml/2006/main" noChangeAspect="1"/>
-            </wp:cNvGraphicFramePr>
-            <a:graphic xmlns:a="http://schemas.openxmlformats.org/drawingml/2006/main">
-              <a:graphicData uri="http://schemas.openxmlformats.org/drawingml/2006/picture">
-                <pic:pic xmlns:pic="http://schemas.openxmlformats.org/drawingml/2006/picture">
-                  <pic:nvPicPr>
-                    <pic:cNvPr id="0" name="code-where-bug.png"/>
-                    <pic:cNvPicPr/>
-                  </pic:nvPicPr>
-                  <pic:blipFill>
-                    <a:blip r:embed="rId16"/>
-                    <a:stretch>
-                      <a:fillRect/>
-                    </a:stretch>
-                  </pic:blipFill>
-                  <pic:spPr>
-                    <a:xfrm>
-                      <a:off x="0" y="0"/>
-                      <a:ext cx="4403187" cy="1899138"/>
-                    </a:xfrm>
-                    <a:prstGeom prst="rect">
-                      <a:avLst/>
-                    </a:prstGeom>
-                  </pic:spPr>
-                </pic:pic>
-              </a:graphicData>
-            </a:graphic>
-          </wp:inline>
-        </w:drawing>
-      </w:r>
-    </w:p>
-    <w:p>
-      <w:pPr>
-        <w:spacing w:after="0" w:line="240" w:lineRule="auto"/>
-        <w:jc w:val="center"/>
-      </w:pPr>
-      <w:r>
-        <w:rPr>
-          <w:i/>
-          <w:color w:val="5A6A72"/>
-          <w:sz w:val="18"/>
-        </w:rPr>
-        <w:t>A where clause can only filter a real column, not an outer free variable</w:t>
-      </w:r>
-    </w:p>
-    <w:p>
-      <w:pPr>
-        <w:spacing w:after="0" w:line="240" w:lineRule="auto"/>
-        <w:jc w:val="center"/>
-      </w:pPr>
-      <w:r>
-        <w:rPr>
-          <w:noProof/>
-        </w:rPr>
-        <w:drawing>
-          <wp:inline distT="0" distB="0" distL="0" distR="0" wp14:anchorId="2980D343" wp14:editId="4E358017">
-            <wp:extent cx="5852160" cy="1476221"/>
-            <wp:effectExtent l="0" t="0" r="0" b="0"/>
-            <wp:docPr id="8" name="Picture 8"/>
-            <wp:cNvGraphicFramePr>
-              <a:graphicFrameLocks xmlns:a="http://schemas.openxmlformats.org/drawingml/2006/main" noChangeAspect="1"/>
-            </wp:cNvGraphicFramePr>
-            <a:graphic xmlns:a="http://schemas.openxmlformats.org/drawingml/2006/main">
-              <a:graphicData uri="http://schemas.openxmlformats.org/drawingml/2006/picture">
-                <pic:pic xmlns:pic="http://schemas.openxmlformats.org/drawingml/2006/picture">
-                  <pic:nvPicPr>
-                    <pic:cNvPr id="0" name="dc_05_where-bug.png"/>
-                    <pic:cNvPicPr/>
-                  </pic:nvPicPr>
-                  <pic:blipFill>
-                    <a:blip r:embed="rId17"/>
-                    <a:stretch>
-                      <a:fillRect/>
-                    </a:stretch>
-                  </pic:blipFill>
-                  <pic:spPr>
-                    <a:xfrm>
-                      <a:off x="0" y="0"/>
-                      <a:ext cx="5852160" cy="1476221"/>
-                    </a:xfrm>
-                    <a:prstGeom prst="rect">
-                      <a:avLst/>
-                    </a:prstGeom>
-                  </pic:spPr>
-                </pic:pic>
-              </a:graphicData>
-            </a:graphic>
-          </wp:inline>
-        </w:drawing>
-      </w:r>
-    </w:p>
-    <w:p>
-      <w:pPr>
-        <w:spacing w:after="0" w:line="240" w:lineRule="auto"/>
-      </w:pPr>
-    </w:p>
-    <w:p>
-      <w:pPr>
-        <w:spacing w:after="0" w:line="240" w:lineRule="auto"/>
-      </w:pPr>
-    </w:p>
-    <w:p>
-      <w:pPr>
-        <w:spacing w:after="0" w:line="240" w:lineRule="auto"/>
-      </w:pPr>
-      <w:proofErr w:type="gramStart"/>
-      <w:r>
-        <w:t xml:space="preserve">A </w:t>
-      </w:r>
+        <w:t>.</w:t>
+      </w:r>
+      <w:proofErr w:type="spellStart"/>
       <w:r>
         <w:rPr>
           <w:rFonts w:ascii="Consolas" w:hAnsi="Consolas"/>
           <w:color w:val="8A3F1E"/>
           <w:sz w:val="20"/>
         </w:rPr>
-        <w:t>where</w:t>
-      </w:r>
-      <w:proofErr w:type="gramEnd"/>
-      <w:r>
-        <w:t xml:space="preserve"> clause can only filter a column that genuinely exists in the table being selected from. A same-length free variable that merely resembles a valid predicate throws </w:t>
+        <w:t>candle.hammer</w:t>
+      </w:r>
+      <w:proofErr w:type="spellEnd"/>
+      <w:r>
+        <w:t xml:space="preserve"> and </w:t>
       </w:r>
       <w:r>
         <w:rPr>
@@ -1574,399 +1438,22 @@
           <w:color w:val="8A3F1E"/>
           <w:sz w:val="20"/>
         </w:rPr>
-        <w:t>'length</w:t>
-      </w:r>
-      <w:r>
-        <w:t xml:space="preserve"> rather than filtering correctly, and the resolution is mechanical once the underlying rule is known — bind the value into the table literal as a real column before filtering on it — but the error message gives no indication that column membership, not length, is the actual constraint being violated.</w:t>
+        <w:t>.candle.morningStar</w:t>
+      </w:r>
+      <w:r>
+        <w:t xml:space="preserve"> against it directly:</w:t>
       </w:r>
     </w:p>
     <w:p>
       <w:pPr>
         <w:spacing w:after="0" w:line="240" w:lineRule="auto"/>
-      </w:pPr>
-      <w:r>
-        <w:rPr>
-          <w:b/>
-        </w:rPr>
-        <w:t>Defect class 2 — closure scoping under `each`.</w:t>
-      </w:r>
-    </w:p>
-    <w:p>
-      <w:pPr>
-        <w:spacing w:after="0" w:line="240" w:lineRule="auto"/>
         <w:jc w:val="center"/>
       </w:pPr>
       <w:r>
         <w:rPr>
           <w:noProof/>
         </w:rPr>
-        <w:drawing>
-          <wp:inline distT="0" distB="0" distL="0" distR="0" wp14:anchorId="757FC885" wp14:editId="423C922C">
-            <wp:extent cx="4811150" cy="1899138"/>
-            <wp:effectExtent l="0" t="0" r="0" b="0"/>
-            <wp:docPr id="9" name="Picture 9"/>
-            <wp:cNvGraphicFramePr>
-              <a:graphicFrameLocks xmlns:a="http://schemas.openxmlformats.org/drawingml/2006/main" noChangeAspect="1"/>
-            </wp:cNvGraphicFramePr>
-            <a:graphic xmlns:a="http://schemas.openxmlformats.org/drawingml/2006/main">
-              <a:graphicData uri="http://schemas.openxmlformats.org/drawingml/2006/picture">
-                <pic:pic xmlns:pic="http://schemas.openxmlformats.org/drawingml/2006/picture">
-                  <pic:nvPicPr>
-                    <pic:cNvPr id="0" name="dc_06_nested-lambda-bug.png"/>
-                    <pic:cNvPicPr/>
-                  </pic:nvPicPr>
-                  <pic:blipFill>
-                    <a:blip r:embed="rId18"/>
-                    <a:stretch>
-                      <a:fillRect/>
-                    </a:stretch>
-                  </pic:blipFill>
-                  <pic:spPr>
-                    <a:xfrm>
-                      <a:off x="0" y="0"/>
-                      <a:ext cx="4811150" cy="1899138"/>
-                    </a:xfrm>
-                    <a:prstGeom prst="rect">
-                      <a:avLst/>
-                    </a:prstGeom>
-                  </pic:spPr>
-                </pic:pic>
-              </a:graphicData>
-            </a:graphic>
-          </wp:inline>
-        </w:drawing>
-      </w:r>
-    </w:p>
-    <w:p>
-      <w:pPr>
-        <w:spacing w:after="0" w:line="240" w:lineRule="auto"/>
-      </w:pPr>
-    </w:p>
-    <w:p>
-      <w:pPr>
-        <w:spacing w:after="0" w:line="240" w:lineRule="auto"/>
-      </w:pPr>
-      <w:r>
-        <w:rPr>
-          <w:rFonts w:ascii="Consolas" w:hAnsi="Consolas"/>
-          <w:color w:val="8A3F1E"/>
-          <w:sz w:val="20"/>
-        </w:rPr>
-        <w:t>.candle.signals</w:t>
-      </w:r>
-      <w:r>
-        <w:t xml:space="preserve"> originally accumulated results into an outer </w:t>
-      </w:r>
-      <w:r>
-        <w:rPr>
-          <w:rFonts w:ascii="Consolas" w:hAnsi="Consolas"/>
-          <w:color w:val="8A3F1E"/>
-          <w:sz w:val="20"/>
-        </w:rPr>
-        <w:t>out</w:t>
-      </w:r>
-      <w:r>
-        <w:t xml:space="preserve"> local from within the lambda passed to </w:t>
-      </w:r>
-      <w:r>
-        <w:rPr>
-          <w:rFonts w:ascii="Consolas" w:hAnsi="Consolas"/>
-          <w:color w:val="8A3F1E"/>
-          <w:sz w:val="20"/>
-        </w:rPr>
-        <w:t>each</w:t>
-      </w:r>
-      <w:r>
-        <w:t xml:space="preserve">. This is a silent defect rather than a thrown one: a nested lambda in this build can see only globals and its own parameters, never an enclosing function's locals, so the mutation landed on an unrelated global also named </w:t>
-      </w:r>
-      <w:r>
-        <w:rPr>
-          <w:rFonts w:ascii="Consolas" w:hAnsi="Consolas"/>
-          <w:color w:val="8A3F1E"/>
-          <w:sz w:val="20"/>
-        </w:rPr>
-        <w:t>out</w:t>
-      </w:r>
-      <w:r>
-        <w:t xml:space="preserve">, and the function's actual </w:t>
-      </w:r>
-      <w:r>
-        <w:rPr>
-          <w:rFonts w:ascii="Consolas" w:hAnsi="Consolas"/>
-          <w:color w:val="8A3F1E"/>
-          <w:sz w:val="20"/>
-        </w:rPr>
-        <w:t>out</w:t>
-      </w:r>
-      <w:r>
-        <w:t xml:space="preserve"> local remained empty indefinitely — no error raised, only a </w:t>
-      </w:r>
-      <w:r>
         <w:lastRenderedPageBreak/>
-        <w:t xml:space="preserve">consistently empty result. The fix curries </w:t>
-      </w:r>
-      <w:r>
-        <w:rPr>
-          <w:rFonts w:ascii="Consolas" w:hAnsi="Consolas"/>
-          <w:color w:val="8A3F1E"/>
-          <w:sz w:val="20"/>
-        </w:rPr>
-        <w:t>t</w:t>
-      </w:r>
-      <w:r>
-        <w:t>/</w:t>
-      </w:r>
-      <w:r>
-        <w:rPr>
-          <w:rFonts w:ascii="Consolas" w:hAnsi="Consolas"/>
-          <w:color w:val="8A3F1E"/>
-          <w:sz w:val="20"/>
-        </w:rPr>
-        <w:t>keyCols</w:t>
-      </w:r>
-      <w:r>
-        <w:t xml:space="preserve"> in as explicit parameters rather than relying on closure capture, and lets </w:t>
-      </w:r>
-      <w:r>
-        <w:rPr>
-          <w:rFonts w:ascii="Consolas" w:hAnsi="Consolas"/>
-          <w:color w:val="8A3F1E"/>
-          <w:sz w:val="20"/>
-        </w:rPr>
-        <w:t>where signal&lt;&gt;0</w:t>
-      </w:r>
-      <w:r>
-        <w:t xml:space="preserve"> perform the per-pattern "only if fired" filtering.</w:t>
-      </w:r>
-    </w:p>
-    <w:p>
-      <w:pPr>
-        <w:spacing w:after="0" w:line="240" w:lineRule="auto"/>
-      </w:pPr>
-      <w:r>
-        <w:rPr>
-          <w:b/>
-        </w:rPr>
-        <w:t>Defect class 3 — dyadic `max`/`min`.</w:t>
-      </w:r>
-    </w:p>
-    <w:p>
-      <w:pPr>
-        <w:spacing w:after="0" w:line="240" w:lineRule="auto"/>
-        <w:jc w:val="center"/>
-      </w:pPr>
-      <w:r>
-        <w:rPr>
-          <w:noProof/>
-        </w:rPr>
-        <w:drawing>
-          <wp:inline distT="0" distB="0" distL="0" distR="0" wp14:anchorId="28C08591" wp14:editId="7CD0CE82">
-            <wp:extent cx="4403187" cy="1406769"/>
-            <wp:effectExtent l="0" t="0" r="0" b="0"/>
-            <wp:docPr id="10" name="Picture 10"/>
-            <wp:cNvGraphicFramePr>
-              <a:graphicFrameLocks xmlns:a="http://schemas.openxmlformats.org/drawingml/2006/main" noChangeAspect="1"/>
-            </wp:cNvGraphicFramePr>
-            <a:graphic xmlns:a="http://schemas.openxmlformats.org/drawingml/2006/main">
-              <a:graphicData uri="http://schemas.openxmlformats.org/drawingml/2006/picture">
-                <pic:pic xmlns:pic="http://schemas.openxmlformats.org/drawingml/2006/picture">
-                  <pic:nvPicPr>
-                    <pic:cNvPr id="0" name="dc_07_maxmin-bug.png"/>
-                    <pic:cNvPicPr/>
-                  </pic:nvPicPr>
-                  <pic:blipFill>
-                    <a:blip r:embed="rId19"/>
-                    <a:stretch>
-                      <a:fillRect/>
-                    </a:stretch>
-                  </pic:blipFill>
-                  <pic:spPr>
-                    <a:xfrm>
-                      <a:off x="0" y="0"/>
-                      <a:ext cx="4403187" cy="1406769"/>
-                    </a:xfrm>
-                    <a:prstGeom prst="rect">
-                      <a:avLst/>
-                    </a:prstGeom>
-                  </pic:spPr>
-                </pic:pic>
-              </a:graphicData>
-            </a:graphic>
-          </wp:inline>
-        </w:drawing>
-      </w:r>
-    </w:p>
-    <w:p>
-      <w:pPr>
-        <w:spacing w:after="0" w:line="240" w:lineRule="auto"/>
-      </w:pPr>
-    </w:p>
-    <w:p>
-      <w:pPr>
-        <w:spacing w:after="0" w:line="240" w:lineRule="auto"/>
-      </w:pPr>
-      <w:r>
-        <w:t xml:space="preserve">The simplest defect to state and the most tedious to remediate: dyadic </w:t>
-      </w:r>
-      <w:r>
-        <w:rPr>
-          <w:rFonts w:ascii="Consolas" w:hAnsi="Consolas"/>
-          <w:color w:val="8A3F1E"/>
-          <w:sz w:val="20"/>
-        </w:rPr>
-        <w:t>max</w:t>
-      </w:r>
-      <w:r>
-        <w:t>/</w:t>
-      </w:r>
-      <w:r>
-        <w:rPr>
-          <w:rFonts w:ascii="Consolas" w:hAnsi="Consolas"/>
-          <w:color w:val="8A3F1E"/>
-          <w:sz w:val="20"/>
-        </w:rPr>
-        <w:t>min</w:t>
-      </w:r>
-      <w:r>
-        <w:t xml:space="preserve"> do not function in either calling convention on this build. Every </w:t>
-      </w:r>
-      <w:r>
-        <w:rPr>
-          <w:rFonts w:ascii="Consolas" w:hAnsi="Consolas"/>
-          <w:color w:val="8A3F1E"/>
-          <w:sz w:val="20"/>
-        </w:rPr>
-        <w:t>max[a;b]</w:t>
-      </w:r>
-      <w:r>
-        <w:t>/</w:t>
-      </w:r>
-      <w:r>
-        <w:rPr>
-          <w:rFonts w:ascii="Consolas" w:hAnsi="Consolas"/>
-          <w:color w:val="8A3F1E"/>
-          <w:sz w:val="20"/>
-        </w:rPr>
-        <w:t>min[a;b]</w:t>
-      </w:r>
-      <w:r>
-        <w:t xml:space="preserve"> across all 32 patterns was rewritten as </w:t>
-      </w:r>
-      <w:r>
-        <w:rPr>
-          <w:rFonts w:ascii="Consolas" w:hAnsi="Consolas"/>
-          <w:color w:val="8A3F1E"/>
-          <w:sz w:val="20"/>
-        </w:rPr>
-        <w:t>a|b</w:t>
-      </w:r>
-      <w:r>
-        <w:t>/</w:t>
-      </w:r>
-      <w:r>
-        <w:rPr>
-          <w:rFonts w:ascii="Consolas" w:hAnsi="Consolas"/>
-          <w:color w:val="8A3F1E"/>
-          <w:sz w:val="20"/>
-        </w:rPr>
-        <w:t>a&amp;b</w:t>
-      </w:r>
-      <w:r>
-        <w:t xml:space="preserve"> — q's own overloaded max/min operators, which do function correctly — a mechanical but file-spanning change. All three defect classes share a common lesson: none reflect incorrect mathematics, and each was identified by loading the source incrementally and reproducing the failure minimally, rather than by reading the upstream source and inferring what a different build might do differently.</w:t>
-      </w:r>
-    </w:p>
-    <w:p>
-      <w:pPr>
-        <w:spacing w:after="0" w:line="240" w:lineRule="auto"/>
-        <w:rPr>
-          <w:b/>
-          <w:color w:val="2F5F8A"/>
-          <w:sz w:val="30"/>
-        </w:rPr>
-      </w:pPr>
-    </w:p>
-    <w:p>
-      <w:pPr>
-        <w:spacing w:after="0" w:line="240" w:lineRule="auto"/>
-      </w:pPr>
-      <w:r>
-        <w:rPr>
-          <w:b/>
-          <w:color w:val="2F5F8A"/>
-          <w:sz w:val="30"/>
-        </w:rPr>
-        <w:t>4. Empirical Verification</w:t>
-      </w:r>
-    </w:p>
-    <w:p>
-      <w:pPr>
-        <w:spacing w:after="0" w:line="240" w:lineRule="auto"/>
-      </w:pPr>
-      <w:r>
-        <w:t>### 4.1 Methodology</w:t>
-      </w:r>
-    </w:p>
-    <w:p>
-      <w:pPr>
-        <w:spacing w:after="0" w:line="240" w:lineRule="auto"/>
-      </w:pPr>
-      <w:r>
-        <w:t xml:space="preserve">The referenced analysis makes a checkable claim of a specific, falsifiable form: one pattern, one real crash, one specific date. The methodologically appropriate way to validate this port is therefore not to rely on the existing 32-pattern smoke test in isolation, but to run an equivalent check against real data and report what is actually returned. This study pulled real AAPL daily bars from openQ's own </w:t>
-      </w:r>
-      <w:r>
-        <w:rPr>
-          <w:rFonts w:ascii="Consolas" w:hAnsi="Consolas"/>
-          <w:color w:val="8A3F1E"/>
-          <w:sz w:val="20"/>
-        </w:rPr>
-        <w:t>eq_hdb</w:t>
-      </w:r>
-      <w:r>
-        <w:t xml:space="preserve"> (the same yfinance-ingested equity archive the </w:t>
-      </w:r>
-      <w:r>
-        <w:rPr>
-          <w:rFonts w:ascii="Consolas" w:hAnsi="Consolas"/>
-          <w:color w:val="8A3F1E"/>
-          <w:sz w:val="20"/>
-        </w:rPr>
-        <w:t>primeFinance</w:t>
-      </w:r>
-      <w:r>
-        <w:t xml:space="preserve"> article draws from) for January–August 2020 — the identical window used in the referenced analysis for the S&amp;P 500 — and ran </w:t>
-      </w:r>
-      <w:r>
-        <w:rPr>
-          <w:rFonts w:ascii="Consolas" w:hAnsi="Consolas"/>
-          <w:color w:val="8A3F1E"/>
-          <w:sz w:val="20"/>
-        </w:rPr>
-        <w:t>.candle.hammer</w:t>
-      </w:r>
-      <w:r>
-        <w:t xml:space="preserve"> and </w:t>
-      </w:r>
-      <w:r>
-        <w:rPr>
-          <w:rFonts w:ascii="Consolas" w:hAnsi="Consolas"/>
-          <w:color w:val="8A3F1E"/>
-          <w:sz w:val="20"/>
-        </w:rPr>
-        <w:t>.candle.morningStar</w:t>
-      </w:r>
-      <w:r>
-        <w:t xml:space="preserve"> against it directly:</w:t>
-      </w:r>
-    </w:p>
-    <w:p>
-      <w:pPr>
-        <w:spacing w:after="0" w:line="240" w:lineRule="auto"/>
-        <w:jc w:val="center"/>
-      </w:pPr>
-      <w:r>
-        <w:rPr>
-          <w:noProof/>
-        </w:rPr>
         <w:drawing>
           <wp:inline distT="0" distB="0" distL="0" distR="0" wp14:anchorId="718F5253" wp14:editId="22563928">
             <wp:extent cx="3137095" cy="2405575"/>
@@ -1983,7 +1470,7 @@
                     <pic:cNvPicPr/>
                   </pic:nvPicPr>
                   <pic:blipFill>
-                    <a:blip r:embed="rId20"/>
+                    <a:blip r:embed="rId16"/>
                     <a:stretch>
                       <a:fillRect/>
                     </a:stretch>
@@ -2019,48 +1506,81 @@
           <w:color w:val="8A3F1E"/>
           <w:sz w:val="20"/>
         </w:rPr>
-        <w:t>.candle.hammer</w:t>
-      </w:r>
-      <w:r>
-        <w:t xml:space="preserve"> fires on exactly one date in this seven-month window:</w:t>
-      </w:r>
-    </w:p>
-    <w:p>
-      <w:pPr>
-        <w:spacing w:after="0" w:line="240" w:lineRule="auto"/>
-      </w:pPr>
-      <w:r>
-        <w:rPr>
-          <w:b/>
-        </w:rPr>
-        <w:t>2020.03.23</w:t>
-      </w:r>
-      <w:r>
-        <w:t xml:space="preserve"> — the real closing low itself, a long lower shadow on the worst day of the crash, precisely the shape the pattern is defined to detect. </w:t>
-      </w:r>
+        <w:t>.</w:t>
+      </w:r>
+      <w:proofErr w:type="spellStart"/>
       <w:r>
         <w:rPr>
           <w:rFonts w:ascii="Consolas" w:hAnsi="Consolas"/>
           <w:color w:val="8A3F1E"/>
           <w:sz w:val="20"/>
         </w:rPr>
-        <w:t>.candle.morningStar</w:t>
-      </w:r>
-      <w:r>
-        <w:t xml:space="preserve"> fires five times across the same window (01.16, 02.04, 03.24, 04.30, 06.15) — not rare in this instance — but one of the five is </w:t>
+        <w:t>candle.hammer</w:t>
+      </w:r>
+      <w:proofErr w:type="spellEnd"/>
+      <w:r>
+        <w:t xml:space="preserve"> fires on exactly one date in this seven-month window:</w:t>
+      </w:r>
+      <w:r>
+        <w:t xml:space="preserve"> </w:t>
       </w:r>
       <w:r>
         <w:rPr>
           <w:b/>
         </w:rPr>
+        <w:t>2020.03.23</w:t>
+      </w:r>
+      <w:r>
+        <w:t>,</w:t>
+      </w:r>
+      <w:r>
+        <w:t xml:space="preserve"> the real closing low itself, a long lower shadow on the worst day of the crash, precisely the shape the pattern is defined to detect.</w:t>
+      </w:r>
+    </w:p>
+    <w:p>
+      <w:pPr>
+        <w:spacing w:after="0" w:line="240" w:lineRule="auto"/>
+      </w:pPr>
+    </w:p>
+    <w:p>
+      <w:pPr>
+        <w:spacing w:after="0" w:line="240" w:lineRule="auto"/>
+      </w:pPr>
+      <w:r>
+        <w:rPr>
+          <w:rFonts w:ascii="Consolas" w:hAnsi="Consolas"/>
+          <w:color w:val="8A3F1E"/>
+          <w:sz w:val="20"/>
+        </w:rPr>
+        <w:t>.</w:t>
+      </w:r>
+      <w:proofErr w:type="spellStart"/>
+      <w:r>
+        <w:rPr>
+          <w:rFonts w:ascii="Consolas" w:hAnsi="Consolas"/>
+          <w:color w:val="8A3F1E"/>
+          <w:sz w:val="20"/>
+        </w:rPr>
+        <w:t>candle.morningStar</w:t>
+      </w:r>
+      <w:proofErr w:type="spellEnd"/>
+      <w:r>
+        <w:t xml:space="preserve"> fires five times across the same window (01.16, 02.04, 03.24, 04.30, 06.15)</w:t>
+      </w:r>
+      <w:r>
+        <w:t xml:space="preserve">, </w:t>
+      </w:r>
+      <w:r>
+        <w:t xml:space="preserve">but one of the five is </w:t>
+      </w:r>
+      <w:r>
+        <w:rPr>
+          <w:b/>
+        </w:rPr>
         <w:t>2020.03.24</w:t>
       </w:r>
       <w:r>
-        <w:t xml:space="preserve">, the session immediately following the hammer, AAPL's first significant rebound day. This reproduces the pairing structure of the referenced analysis (a morning star, then a confirming engulfing pattern days later) with the </w:t>
-      </w:r>
-      <w:r>
-        <w:lastRenderedPageBreak/>
-        <w:t>two signals in reversed order: here a hammer marks the bottom bar itself, and a morning star confirms completion one session later. One distinction from the referenced result is worth stating precisely: the morning star in the source analysis was a single hit within its window, making it strong standalone evidence on the S&amp;P 500; AAPL's five morning-star hits make this particular signal comparatively weak evidence in isolation here — it is the hammer landing exactly on the low bar, and the two signals agreeing on adjacent bars, that makes the pairing convincing, not the morning star alone. No value reported here was selected after the fact; the query that produced them is reproduced above in full and returns exactly these rows in the requested window.</w:t>
+        <w:t xml:space="preserve">, the session immediately following the hammer, AAPL's first significant rebound day. This reproduces the pairing structure of the referenced analysis (a morning star, then a confirming engulfing pattern days later) with the two signals in reversed order: here a hammer marks the bottom bar itself, and a morning star confirms completion one session later. </w:t>
       </w:r>
     </w:p>
     <w:p>
@@ -2088,7 +1608,7 @@
                     <pic:cNvPicPr/>
                   </pic:nvPicPr>
                   <pic:blipFill>
-                    <a:blip r:embed="rId21"/>
+                    <a:blip r:embed="rId17"/>
                     <a:stretch>
                       <a:fillRect/>
                     </a:stretch>
@@ -2138,7 +1658,13 @@
         <w:spacing w:after="0" w:line="240" w:lineRule="auto"/>
       </w:pPr>
       <w:r>
-        <w:t>### 4.2 Cross-Sectional Extension: Does the Single-Instrument Result Generalize</w:t>
+        <w:t xml:space="preserve">### </w:t>
+      </w:r>
+      <w:r>
+        <w:t>3</w:t>
+      </w:r>
+      <w:r>
+        <w:t>.2 Cross-Sectional Extension: Does the Single-Instrument Result Generalize</w:t>
       </w:r>
     </w:p>
     <w:p>
@@ -2235,6 +1761,7 @@
         <w:rPr>
           <w:noProof/>
         </w:rPr>
+        <w:lastRenderedPageBreak/>
         <w:drawing>
           <wp:inline distT="0" distB="0" distL="0" distR="0" wp14:anchorId="75F5DE05" wp14:editId="74536A49">
             <wp:extent cx="5852160" cy="2036883"/>
@@ -2251,7 +1778,7 @@
                     <pic:cNvPicPr/>
                   </pic:nvPicPr>
                   <pic:blipFill>
-                    <a:blip r:embed="rId22"/>
+                    <a:blip r:embed="rId18"/>
                     <a:stretch>
                       <a:fillRect/>
                     </a:stretch>
@@ -2329,7 +1856,13 @@
         <w:t>kicking</w:t>
       </w:r>
       <w:r>
-        <w:t xml:space="preserve"> fire </w:t>
+        <w:t xml:space="preserve"> </w:t>
+      </w:r>
+      <w:r>
+        <w:t>trigger</w:t>
+      </w:r>
+      <w:r>
+        <w:t xml:space="preserve"> </w:t>
       </w:r>
       <w:r>
         <w:rPr>
@@ -2382,11 +1915,7 @@
         <w:t>TSLA</w:t>
       </w:r>
       <w:r>
-        <w:t xml:space="preserve"> produced no directional pattern near their lows at all, only indecision-</w:t>
-      </w:r>
-      <w:r>
-        <w:lastRenderedPageBreak/>
-        <w:t>category tags (</w:t>
+        <w:t xml:space="preserve"> produced no directional pattern near their lows at all, only indecision-category tags (</w:t>
       </w:r>
       <w:r>
         <w:rPr>
@@ -2440,7 +1969,7 @@
                     <pic:cNvPicPr/>
                   </pic:nvPicPr>
                   <pic:blipFill>
-                    <a:blip r:embed="rId23"/>
+                    <a:blip r:embed="rId19"/>
                     <a:stretch>
                       <a:fillRect/>
                     </a:stretch>
@@ -2481,7 +2010,15 @@
           <w:color w:val="2F5F8A"/>
           <w:sz w:val="30"/>
         </w:rPr>
-        <w:t>5. Frequency Analysis</w:t>
+        <w:t>4</w:t>
+      </w:r>
+      <w:r>
+        <w:rPr>
+          <w:b/>
+          <w:color w:val="2F5F8A"/>
+          <w:sz w:val="30"/>
+        </w:rPr>
+        <w:t>. Frequency Analysis</w:t>
       </w:r>
     </w:p>
     <w:p>
@@ -2489,7 +2026,21 @@
         <w:spacing w:after="0" w:line="240" w:lineRule="auto"/>
       </w:pPr>
       <w:r>
-        <w:t>A single hit on a single historical event is encouraging but does not characterize the library's behavior in general. Running every pattern (</w:t>
+        <w:t xml:space="preserve">A single hit on a single historical event is </w:t>
+      </w:r>
+      <w:proofErr w:type="gramStart"/>
+      <w:r>
+        <w:t>encouraging</w:t>
+      </w:r>
+      <w:r>
+        <w:t>,</w:t>
+      </w:r>
+      <w:r>
+        <w:t xml:space="preserve"> but</w:t>
+      </w:r>
+      <w:proofErr w:type="gramEnd"/>
+      <w:r>
+        <w:t xml:space="preserve"> does not characterize the library's behavior in general. Running every pattern (</w:t>
       </w:r>
       <w:r>
         <w:rPr>
@@ -2512,6 +2063,7 @@
         <w:rPr>
           <w:noProof/>
         </w:rPr>
+        <w:lastRenderedPageBreak/>
         <w:drawing>
           <wp:inline distT="0" distB="0" distL="0" distR="0" wp14:anchorId="3F21781E" wp14:editId="0209EBA5">
             <wp:extent cx="5852160" cy="3854652"/>
@@ -2528,7 +2080,7 @@
                     <pic:cNvPicPr/>
                   </pic:nvPicPr>
                   <pic:blipFill>
-                    <a:blip r:embed="rId24"/>
+                    <a:blip r:embed="rId20"/>
                     <a:stretch>
                       <a:fillRect/>
                     </a:stretch>
@@ -2560,7 +2112,6 @@
           <w:color w:val="5A6A72"/>
           <w:sz w:val="18"/>
         </w:rPr>
-        <w:lastRenderedPageBreak/>
         <w:t>Fire frequency, all 32 patterns, real AAPL 2019-2020 daily bars (log scale)</w:t>
       </w:r>
     </w:p>
@@ -2688,7 +2239,15 @@
           <w:color w:val="2F5F8A"/>
           <w:sz w:val="30"/>
         </w:rPr>
-        <w:t>6. Case Study: A Metadata-Contradicting Defect in `kicking`</w:t>
+        <w:t>5</w:t>
+      </w:r>
+      <w:r>
+        <w:rPr>
+          <w:b/>
+          <w:color w:val="2F5F8A"/>
+          <w:sz w:val="30"/>
+        </w:rPr>
+        <w:t>. Case Study: A Metadata-Contradicting Defect in `kicking`</w:t>
       </w:r>
     </w:p>
     <w:p>
@@ -2777,7 +2336,7 @@
                     <pic:cNvPicPr/>
                   </pic:nvPicPr>
                   <pic:blipFill>
-                    <a:blip r:embed="rId25"/>
+                    <a:blip r:embed="rId21"/>
                     <a:stretch>
                       <a:fillRect/>
                     </a:stretch>
@@ -2853,7 +2412,7 @@
                     <pic:cNvPicPr/>
                   </pic:nvPicPr>
                   <pic:blipFill>
-                    <a:blip r:embed="rId26"/>
+                    <a:blip r:embed="rId22"/>
                     <a:stretch>
                       <a:fillRect/>
                     </a:stretch>
@@ -2904,7 +2463,7 @@
                     <pic:cNvPicPr/>
                   </pic:nvPicPr>
                   <pic:blipFill>
-                    <a:blip r:embed="rId27"/>
+                    <a:blip r:embed="rId23"/>
                     <a:stretch>
                       <a:fillRect/>
                     </a:stretch>
@@ -2946,11 +2505,7 @@
         <w:t>kicking</w:t>
       </w:r>
       <w:r>
-        <w:t xml:space="preserve"> signals do not correspond to genuine gaps — a real, previously undocumented defect in the port (identified in this study, confirmed against real data, not merely asserted), distinct from the eleven build-compatibility defect classes already listed in the file's own header. It is left </w:t>
-      </w:r>
-      <w:r>
-        <w:lastRenderedPageBreak/>
-        <w:t>unfixed here; documenting the defect precisely and deferring the fix to a dedicated follow-up is the more methodologically sound choice than silently patching one function within an article whose subject is verification discipline.</w:t>
+        <w:t xml:space="preserve"> signals do not correspond to genuine gaps — a real, previously undocumented defect in the port (identified in this study, confirmed against real data, not merely asserted), distinct from the eleven build-compatibility defect classes already listed in the file's own header. It is left unfixed here; documenting the defect precisely and deferring the fix to a dedicated follow-up is the more methodologically sound choice than silently patching one function within an article whose subject is verification discipline.</w:t>
       </w:r>
     </w:p>
     <w:p>
@@ -2958,7 +2513,16 @@
         <w:spacing w:after="0" w:line="240" w:lineRule="auto"/>
       </w:pPr>
       <w:r>
-        <w:t>Whether AAPL is an outlier in this respect as well — as it was in §4.2's directional comparison — is directly testable using the same six-issuer sample:</w:t>
+        <w:t xml:space="preserve">This kind of ambiguity is why we have established some editable configurations mentioned earlier. </w:t>
+      </w:r>
+      <w:r>
+        <w:t>Whether AAPL is an outlier in this respect as well — as it was in §</w:t>
+      </w:r>
+      <w:r>
+        <w:t>3</w:t>
+      </w:r>
+      <w:r>
+        <w:t>.2's directional comparison — is directly testable using the same six-issuer sample:</w:t>
       </w:r>
     </w:p>
     <w:p>
@@ -2985,7 +2549,7 @@
                     <pic:cNvPicPr/>
                   </pic:nvPicPr>
                   <pic:blipFill>
-                    <a:blip r:embed="rId28"/>
+                    <a:blip r:embed="rId24"/>
                     <a:stretch>
                       <a:fillRect/>
                     </a:stretch>
@@ -3016,7 +2580,21 @@
         <w:spacing w:after="0" w:line="240" w:lineRule="auto"/>
       </w:pPr>
       <w:r>
-        <w:t xml:space="preserve">It is not. Every issuer fires </w:t>
+        <w:t xml:space="preserve">Every </w:t>
+      </w:r>
+      <w:r>
+        <w:t>symbol</w:t>
+      </w:r>
+      <w:r>
+        <w:t xml:space="preserve"> </w:t>
+      </w:r>
+      <w:proofErr w:type="gramStart"/>
+      <w:r>
+        <w:t>fires</w:t>
+      </w:r>
+      <w:proofErr w:type="gramEnd"/>
+      <w:r>
+        <w:t xml:space="preserve"> </w:t>
       </w:r>
       <w:r>
         <w:rPr>
@@ -3027,7 +2605,7 @@
         <w:t>kicking</w:t>
       </w:r>
       <w:r>
-        <w:t xml:space="preserve"> on roughly one bar in four, and in every case fewer than a third of those fires clear the real prior high/low. The defect is a property of the function itself, holding at a consistent rate across every instrument examined, rather than an artifact specific to the first instrument checked.</w:t>
+        <w:t xml:space="preserve"> on roughly one bar in four, and in every case fewer than a third of those fires clear the real prior high/low.</w:t>
       </w:r>
     </w:p>
     <w:p>
@@ -3050,7 +2628,23 @@
           <w:color w:val="2F5F8A"/>
           <w:sz w:val="30"/>
         </w:rPr>
-        <w:t>7. Forward-Return Edge Test: Does Any of This Predict Price</w:t>
+        <w:t>6</w:t>
+      </w:r>
+      <w:r>
+        <w:rPr>
+          <w:b/>
+          <w:color w:val="2F5F8A"/>
+          <w:sz w:val="30"/>
+        </w:rPr>
+        <w:t>. Forward-Return Edge Test: Does Any of This Predict Price</w:t>
+      </w:r>
+      <w:r>
+        <w:rPr>
+          <w:b/>
+          <w:color w:val="2F5F8A"/>
+          <w:sz w:val="30"/>
+        </w:rPr>
+        <w:t>?</w:t>
       </w:r>
     </w:p>
     <w:p>
@@ -3058,21 +2652,39 @@
         <w:spacing w:after="0" w:line="240" w:lineRule="auto"/>
       </w:pPr>
       <w:r>
-        <w:t>Every result to this point is an event study of one kind or another: does a specific pattern fire near a specific, already-known event. The question those results cannot answer is the reverse one — pooled across the library's full directional vocabulary and the full real history available, does a fired pattern's implied direction carry any measurable forward-return information at all, beyond what an unconditional baseline already gives you for holding the same instrument over the same horizon.</w:t>
+        <w:lastRenderedPageBreak/>
+        <w:t>Every result</w:t>
+      </w:r>
+      <w:r>
+        <w:t xml:space="preserve"> up</w:t>
+      </w:r>
+      <w:r>
+        <w:t xml:space="preserve"> to this point is an event study of one kind or another: does a specific pattern fire near a specific, already-known event. The question those results cannot answer is the reverse one</w:t>
+      </w:r>
+      <w:r>
+        <w:t>. P</w:t>
+      </w:r>
+      <w:r>
+        <w:t>ooled across the library's full directional vocabulary and the full real history available, does a fired pattern's implied direction carry any measurable forward-return information</w:t>
+      </w:r>
+      <w:r>
+        <w:t>?</w:t>
+      </w:r>
+      <w:r>
+        <w:t xml:space="preserve"> </w:t>
       </w:r>
     </w:p>
     <w:p>
       <w:pPr>
         <w:spacing w:after="0" w:line="240" w:lineRule="auto"/>
       </w:pPr>
-      <w:r>
-        <w:rPr>
-          <w:b/>
-        </w:rPr>
-        <w:t>Method.</w:t>
-      </w:r>
-      <w:r>
-        <w:t xml:space="preserve"> Real daily bars were pulled from openQ's </w:t>
+    </w:p>
+    <w:p>
+      <w:pPr>
+        <w:spacing w:after="0" w:line="240" w:lineRule="auto"/>
+      </w:pPr>
+      <w:r>
+        <w:t xml:space="preserve">Real daily bars were pulled from openQ's </w:t>
       </w:r>
       <w:r>
         <w:rPr>
@@ -3083,7 +2695,19 @@
         <w:t>eq_hdb</w:t>
       </w:r>
       <w:r>
-        <w:t xml:space="preserve"> for all 14 major technology issuers used in §4.2 (</w:t>
+        <w:t xml:space="preserve"> for all 14 major technology </w:t>
+      </w:r>
+      <w:r>
+        <w:t>stocks</w:t>
+      </w:r>
+      <w:r>
+        <w:t xml:space="preserve"> used in §</w:t>
+      </w:r>
+      <w:r>
+        <w:t>3</w:t>
+      </w:r>
+      <w:r>
+        <w:t>.2 (</w:t>
       </w:r>
       <w:r>
         <w:rPr>
@@ -3160,7 +2784,19 @@
         <w:t>.candle.signals</w:t>
       </w:r>
       <w:r>
-        <w:t xml:space="preserve">, yielding 87,301 real fires. Each fire's </w:t>
+        <w:t xml:space="preserve">, yielding 87,301 real </w:t>
+      </w:r>
+      <w:r>
+        <w:t>events</w:t>
+      </w:r>
+      <w:r>
+        <w:t xml:space="preserve">. Each </w:t>
+      </w:r>
+      <w:r>
+        <w:t>trigger</w:t>
+      </w:r>
+      <w:r>
+        <w:t xml:space="preserve">'s </w:t>
       </w:r>
       <w:r>
         <w:rPr>
@@ -3214,7 +2850,6 @@
         <w:rPr>
           <w:noProof/>
         </w:rPr>
-        <w:lastRenderedPageBreak/>
         <w:drawing>
           <wp:inline distT="0" distB="0" distL="0" distR="0" wp14:anchorId="3C43976C" wp14:editId="0814D551">
             <wp:extent cx="4515729" cy="1899139"/>
@@ -3231,7 +2866,7 @@
                     <pic:cNvPicPr/>
                   </pic:nvPicPr>
                   <pic:blipFill>
-                    <a:blip r:embed="rId29"/>
+                    <a:blip r:embed="rId25"/>
                     <a:stretch>
                       <a:fillRect/>
                     </a:stretch>
@@ -3274,6 +2909,7 @@
         <w:rPr>
           <w:noProof/>
         </w:rPr>
+        <w:lastRenderedPageBreak/>
         <w:drawing>
           <wp:inline distT="0" distB="0" distL="0" distR="0" wp14:anchorId="2248380E" wp14:editId="479B2A55">
             <wp:extent cx="5852160" cy="3641581"/>
@@ -3290,7 +2926,7 @@
                     <pic:cNvPicPr/>
                   </pic:nvPicPr>
                   <pic:blipFill>
-                    <a:blip r:embed="rId30"/>
+                    <a:blip r:embed="rId26"/>
                     <a:stretch>
                       <a:fillRect/>
                     </a:stretch>
@@ -3340,13 +2976,15 @@
         <w:spacing w:after="0" w:line="240" w:lineRule="auto"/>
       </w:pPr>
       <w:r>
-        <w:rPr>
-          <w:b/>
-        </w:rPr>
-        <w:t>Result.</w:t>
-      </w:r>
-      <w:r>
-        <w:t xml:space="preserve"> Of 105 comparisons, 8 clear the conventional, uncorrected significance threshold (|t| &gt; 1.96, p &lt; .05) — only marginally more than the ~5 expected from 105 independent tests by chance alone at that threshold. None clear a Bonferroni-corrected threshold (α = 0.05 / 105 ≈ 0.00048, requiring |t| ≳ 3.5) — including the single strongest result in the table. That strongest result is itself noteworthy: a bearish </w:t>
+        <w:t xml:space="preserve">Of 105 comparisons, 8 clear the conventional, uncorrected significance threshold (|t| &gt; 1.96, p &lt; </w:t>
+      </w:r>
+      <w:proofErr w:type="gramStart"/>
+      <w:r>
+        <w:t>.05) —</w:t>
+      </w:r>
+      <w:proofErr w:type="gramEnd"/>
+      <w:r>
+        <w:t xml:space="preserve"> only marginally more than the ~5 expected from 105 independent tests by chance alone at that threshold. None clear a Bonferroni-corrected threshold (α = 0.05 / 105 ≈ 0.00048, requiring |t| ≳ 3.5) — including the single strongest result in the table. That strongest result is itself noteworthy: a bearish </w:t>
       </w:r>
       <w:r>
         <w:rPr>
@@ -3377,7 +3015,6 @@
         <w:rPr>
           <w:noProof/>
         </w:rPr>
-        <w:lastRenderedPageBreak/>
         <w:drawing>
           <wp:inline distT="0" distB="0" distL="0" distR="0" wp14:anchorId="31F32984" wp14:editId="588C8059">
             <wp:extent cx="3615396" cy="2363372"/>
@@ -3394,7 +3031,7 @@
                     <pic:cNvPicPr/>
                   </pic:nvPicPr>
                   <pic:blipFill>
-                    <a:blip r:embed="rId31"/>
+                    <a:blip r:embed="rId27"/>
                     <a:stretch>
                       <a:fillRect/>
                     </a:stretch>
@@ -3444,7 +3081,13 @@
       </w:r>
       <w:proofErr w:type="gramEnd"/>
       <w:r>
-        <w:t xml:space="preserve"> the single, precise hit at AAPL's 2020 low examined in §4.1 does not generalize into a measurable average edge across the pattern's 1,336 real fires. </w:t>
+        <w:t xml:space="preserve"> the single, precise hit at AAPL's 2020 low examined in §</w:t>
+      </w:r>
+      <w:r>
+        <w:t>3</w:t>
+      </w:r>
+      <w:r>
+        <w:t xml:space="preserve">.1 does not generalize into a measurable average edge across the pattern's 1,336 real fires. </w:t>
       </w:r>
       <w:r>
         <w:rPr>
@@ -3455,7 +3098,25 @@
         <w:t>kicking</w:t>
       </w:r>
       <w:r>
-        <w:t xml:space="preserve"> fares no better on either side at any horizon (bear h5: t = 0.89; bull h5: t = -1.47) — consistent with §6's finding that its gap check is too loose to be selective: a trigger condition that fires on ordinary overnight drift is firing on noise, and noise carries no forward-return information, which is exactly what shows up here. </w:t>
+        <w:t xml:space="preserve"> </w:t>
+      </w:r>
+      <w:proofErr w:type="gramStart"/>
+      <w:r>
+        <w:t>fares</w:t>
+      </w:r>
+      <w:proofErr w:type="gramEnd"/>
+      <w:r>
+        <w:t xml:space="preserve"> no </w:t>
+      </w:r>
+      <w:r>
+        <w:lastRenderedPageBreak/>
+        <w:t>better on either side at any horizon (bear h5: t = 0.89; bull h5: t = -1.47) — consistent with §</w:t>
+      </w:r>
+      <w:r>
+        <w:t>5</w:t>
+      </w:r>
+      <w:r>
+        <w:t xml:space="preserve">'s finding that its gap check is too loose to be selective: a trigger condition that fires on ordinary overnight drift is firing on noise, and noise carries no forward-return information, which is exactly what shows up here. </w:t>
       </w:r>
       <w:r>
         <w:rPr>
@@ -3496,13 +3157,7 @@
         <w:spacing w:after="0" w:line="240" w:lineRule="auto"/>
       </w:pPr>
       <w:r>
-        <w:rPr>
-          <w:b/>
-        </w:rPr>
-        <w:t>Interpretation.</w:t>
-      </w:r>
-      <w:r>
-        <w:t xml:space="preserve"> This is the sharpest form of the caution both this article and its source repeat throughout — a candlestick pattern is "an indicator, used with other indicators." Tested at scale (87,301 real fires, 105 pattern/side/horizon combinations, full available history on 14 real instruments) rather than by anecdote, this library's directional signals carry, at most, a barely detectable pooled edge and not one individual pattern's conditional-mean forward return survives correction for the number of comparisons performed. </w:t>
+        <w:t xml:space="preserve">This is the sharpest form of the caution both this article and its source repeat throughout — a candlestick pattern is "an indicator, used with other indicators." Tested at scale (87,301 real fires, 105 pattern/side/horizon combinations, full available history on 14 real instruments) rather than by anecdote, this library's directional signals carry, at most, a barely detectable pooled edge and not one individual pattern's conditional-mean forward return survives correction for the number of comparisons performed. </w:t>
       </w:r>
     </w:p>
     <w:p>
@@ -3515,7 +3170,13 @@
         <w:spacing w:after="0" w:line="240" w:lineRule="auto"/>
       </w:pPr>
       <w:r>
-        <w:t>This is not a claim that the patterns are worthless — nothing here rules out a genuine edge inside a narrower regime, a shorter lookback, or in combination with other signals, and §8 wires this library into a backtest engine that combines a candle signal with position sizing and execution rather than trading it alone — but it does mean the honest empirical floor under the literal claim "candlestick pattern X predicts direction" is close to zero once tested at scale, rather than assumed from a handful of anecdotes.</w:t>
+        <w:t>This is not a claim that the patterns are worthless — nothing here rules out a genuine edge inside a narrower regime, a shorter lookback, or in combination with other signals, and §</w:t>
+      </w:r>
+      <w:r>
+        <w:t>7</w:t>
+      </w:r>
+      <w:r>
+        <w:t xml:space="preserve"> wires this library into a backtest engine that combines a candle signal with position sizing and execution rather than trading it alone — but it does mean the honest empirical floor under the literal claim "candlestick pattern X predicts direction" is close to zero once tested at scale, rather than assumed from a handful of anecdotes.</w:t>
       </w:r>
     </w:p>
     <w:p>
@@ -3538,7 +3199,15 @@
           <w:color w:val="2F5F8A"/>
           <w:sz w:val="30"/>
         </w:rPr>
-        <w:t>8. Integration with the Backtesting Engine</w:t>
+        <w:t>7</w:t>
+      </w:r>
+      <w:r>
+        <w:rPr>
+          <w:b/>
+          <w:color w:val="2F5F8A"/>
+          <w:sz w:val="30"/>
+        </w:rPr>
+        <w:t>. Integration with the Backtesting Engine</w:t>
       </w:r>
     </w:p>
     <w:p>
@@ -3621,7 +3290,6 @@
         <w:rPr>
           <w:noProof/>
         </w:rPr>
-        <w:lastRenderedPageBreak/>
         <w:drawing>
           <wp:inline distT="0" distB="0" distL="0" distR="0" wp14:anchorId="26B3D007" wp14:editId="5B406B84">
             <wp:extent cx="4403187" cy="2236763"/>
@@ -3638,7 +3306,7 @@
                     <pic:cNvPicPr/>
                   </pic:nvPicPr>
                   <pic:blipFill>
-                    <a:blip r:embed="rId32"/>
+                    <a:blip r:embed="rId28"/>
                     <a:stretch>
                       <a:fillRect/>
                     </a:stretch>
@@ -3845,7 +3513,26 @@
         <w:t>0</w:t>
       </w:r>
       <w:r>
-        <w:t xml:space="preserve"> — retained in the scan for completeness rather than because it is a sensible standalone trading signal, consistent with the referenced analysis's own point that a single indicator does not, by itself, constitute a trading decision. A fired pattern signals for exactly the one bar on which it was detected — this batch engine implements no decay period — so a candle-based strategy composes more naturally with </w:t>
+        <w:t xml:space="preserve"> </w:t>
+      </w:r>
+      <w:r>
+        <w:t xml:space="preserve">retained in the scan for completeness rather than because it is a sensible standalone trading signal, consistent with the referenced analysis's own point that a single indicator does not, by itself, constitute a trading decision. A </w:t>
+      </w:r>
+      <w:r>
+        <w:t>triggered</w:t>
+      </w:r>
+      <w:r>
+        <w:t xml:space="preserve"> pattern signals for exactly the one bar on which it was detected</w:t>
+      </w:r>
+      <w:r>
+        <w:t>,</w:t>
+      </w:r>
+      <w:r>
+        <w:t xml:space="preserve"> this batch engine implements no </w:t>
+      </w:r>
+      <w:r>
+        <w:lastRenderedPageBreak/>
+        <w:t xml:space="preserve">decay period so a candle-based strategy composes more naturally with </w:t>
       </w:r>
       <w:r>
         <w:rPr>
@@ -3884,7 +3571,7 @@
                     <pic:cNvPicPr/>
                   </pic:nvPicPr>
                   <pic:blipFill>
-                    <a:blip r:embed="rId33"/>
+                    <a:blip r:embed="rId29"/>
                     <a:stretch>
                       <a:fillRect/>
                     </a:stretch>
@@ -3920,220 +3607,39 @@
           <w:color w:val="2F5F8A"/>
           <w:sz w:val="30"/>
         </w:rPr>
-        <w:t>9. Threats to Validity and Known Limitations</w:t>
-      </w:r>
-    </w:p>
-    <w:p>
-      <w:pPr>
-        <w:pStyle w:val="ListBullet"/>
-        <w:spacing w:after="0" w:line="240" w:lineRule="auto"/>
-      </w:pPr>
-      <w:r>
-        <w:rPr>
-          <w:b/>
-        </w:rPr>
-        <w:t>`kicking` fires without a genuine gap in most cases, across every instrument examined.</w:t>
-      </w:r>
-      <w:r>
-        <w:t xml:space="preserve"> 67.4% of AAPL's fires had no real gap; MSFT/GOOGL/AMZN/NVDA/TSLA all fall within the same 68–74% range. Not remediated in this study.</w:t>
-      </w:r>
-    </w:p>
-    <w:p>
-      <w:pPr>
-        <w:pStyle w:val="ListBullet"/>
-        <w:spacing w:after="0" w:line="240" w:lineRule="auto"/>
-      </w:pPr>
-      <w:r>
-        <w:rPr>
-          <w:b/>
-        </w:rPr>
-        <w:t>Thresholds are tunable but not independently validated.</w:t>
-      </w:r>
-      <w:r>
-        <w:t xml:space="preserve"> </w:t>
-      </w:r>
-      <w:r>
-        <w:rPr>
-          <w:rFonts w:ascii="Consolas" w:hAnsi="Consolas"/>
-          <w:color w:val="8A3F1E"/>
-          <w:sz w:val="20"/>
-        </w:rPr>
-        <w:t>candle.q</w:t>
-      </w:r>
-      <w:r>
-        <w:t xml:space="preserve">'s </w:t>
-      </w:r>
-      <w:r>
-        <w:rPr>
-          <w:rFonts w:ascii="Consolas" w:hAnsi="Consolas"/>
-          <w:color w:val="8A3F1E"/>
-          <w:sz w:val="20"/>
-        </w:rPr>
-        <w:t>BodyLong</w:t>
-      </w:r>
-      <w:r>
-        <w:t>/</w:t>
-      </w:r>
-      <w:r>
-        <w:rPr>
-          <w:rFonts w:ascii="Consolas" w:hAnsi="Consolas"/>
-          <w:color w:val="8A3F1E"/>
-          <w:sz w:val="20"/>
-        </w:rPr>
-        <w:t>ShadowShort</w:t>
-      </w:r>
-      <w:r>
-        <w:t xml:space="preserve">/etc. defaults originate from the upstream port, not from a fitted study against real market data — the same caveat the </w:t>
-      </w:r>
-      <w:r>
-        <w:rPr>
-          <w:rFonts w:ascii="Consolas" w:hAnsi="Consolas"/>
-          <w:color w:val="8A3F1E"/>
-          <w:sz w:val="20"/>
-        </w:rPr>
-        <w:t>primeFinance</w:t>
-      </w:r>
-      <w:r>
-        <w:t xml:space="preserve"> article raises about its own hand-set weights.</w:t>
-      </w:r>
-    </w:p>
-    <w:p>
-      <w:pPr>
-        <w:pStyle w:val="ListBullet"/>
-        <w:spacing w:after="0" w:line="240" w:lineRule="auto"/>
-      </w:pPr>
-      <w:r>
-        <w:rPr>
-          <w:b/>
-        </w:rPr>
-        <w:t>Six issuers, one crash, one window does not constitute a backtest on its own</w:t>
-      </w:r>
-      <w:r>
-        <w:t xml:space="preserve"> — which is exactly why §7 extends the question to the library's full directional vocabulary across full real history rather than resting the case on §4.2 alone. The cross-sectional comparison in §4.2 remains confined to a single historical event and a narrow window around each issuer's own low; §7's forward-return test is the broader, statistically-framed version of the same question, and it does not come back more favorably.</w:t>
-      </w:r>
-    </w:p>
-    <w:p>
-      <w:pPr>
-        <w:pStyle w:val="ListBullet"/>
-        <w:spacing w:after="0" w:line="240" w:lineRule="auto"/>
-      </w:pPr>
-      <w:r>
-        <w:rPr>
-          <w:b/>
-        </w:rPr>
-        <w:t>The §7 t-statistics likely overstate precision.</w:t>
-      </w:r>
-      <w:r>
-        <w:t xml:space="preserve"> They treat each fire's forward return as an independent observation, but consecutive daily fires' 5- and 10-day return windows overlap heavily, and different patterns frequently fire on the same date — so the effective sample size behind each t-stat is smaller than its raw </w:t>
-      </w:r>
-      <w:r>
-        <w:rPr>
-          <w:rFonts w:ascii="Consolas" w:hAnsi="Consolas"/>
-          <w:color w:val="8A3F1E"/>
-          <w:sz w:val="20"/>
-        </w:rPr>
-        <w:t>n</w:t>
-      </w:r>
-      <w:r>
-        <w:t xml:space="preserve"> suggests. This was not corrected for (e.g., no Newey-West-style adjustment). Since none of the 105 comparisons cleared even the uncorrected Bonferroni bar, accounting for this properly would only weaken the case for a real edge further, not strengthen it — but it is a real limitation of the test as run, not a detail to gloss over.</w:t>
-      </w:r>
-    </w:p>
-    <w:p>
-      <w:pPr>
-        <w:pStyle w:val="ListBullet"/>
-        <w:spacing w:after="0" w:line="240" w:lineRule="auto"/>
-      </w:pPr>
-      <w:r>
-        <w:rPr>
-          <w:b/>
-        </w:rPr>
-        <w:lastRenderedPageBreak/>
-        <w:t>No decay period.</w:t>
-      </w:r>
-      <w:r>
-        <w:t xml:space="preserve"> A fired pattern's signal exists for exactly the bar on which it fired; </w:t>
-      </w:r>
-      <w:r>
-        <w:rPr>
-          <w:rFonts w:ascii="Consolas" w:hAnsi="Consolas"/>
-          <w:color w:val="8A3F1E"/>
-          <w:sz w:val="20"/>
-        </w:rPr>
-        <w:t>.bt.execution.twap</w:t>
-      </w:r>
-      <w:r>
-        <w:t xml:space="preserve"> mitigates, rather than resolves, this constraint for strategies wanting a longer-lived position from a single-bar signal.</w:t>
-      </w:r>
-    </w:p>
-    <w:p>
-      <w:pPr>
-        <w:pStyle w:val="ListBullet"/>
-        <w:spacing w:after="0" w:line="240" w:lineRule="auto"/>
-      </w:pPr>
-      <w:r>
-        <w:rPr>
-          <w:b/>
-        </w:rPr>
-        <w:t>The remaining 21 patterns were not individually re-verified in this study.</w:t>
-      </w:r>
-      <w:r>
-        <w:t xml:space="preserve"> </w:t>
-      </w:r>
-      <w:r>
-        <w:rPr>
-          <w:rFonts w:ascii="Consolas" w:hAnsi="Consolas"/>
-          <w:color w:val="8A3F1E"/>
-          <w:sz w:val="20"/>
-        </w:rPr>
-        <w:t>kicking</w:t>
-      </w:r>
-      <w:r>
-        <w:t xml:space="preserve">'s gap requirement and the hammer/hangingMan trend split were examined in depth; the remaining patterns are exercised by the existing 32-pattern smoke test (all patterns execute without error and produce non-empty results) but were not each individually checked against a known historical pattern occurrence, as </w:t>
-      </w:r>
-      <w:r>
-        <w:rPr>
-          <w:rFonts w:ascii="Consolas" w:hAnsi="Consolas"/>
-          <w:color w:val="8A3F1E"/>
-          <w:sz w:val="20"/>
-        </w:rPr>
-        <w:t>hammer</w:t>
-      </w:r>
-      <w:r>
-        <w:t>/</w:t>
-      </w:r>
-      <w:r>
-        <w:rPr>
-          <w:rFonts w:ascii="Consolas" w:hAnsi="Consolas"/>
-          <w:color w:val="8A3F1E"/>
-          <w:sz w:val="20"/>
-        </w:rPr>
-        <w:t>morningStar</w:t>
-      </w:r>
-      <w:r>
-        <w:t xml:space="preserve"> were here.</w:t>
-      </w:r>
-    </w:p>
-    <w:p>
-      <w:pPr>
-        <w:spacing w:after="0" w:line="240" w:lineRule="auto"/>
+        <w:t>8</w:t>
+      </w:r>
+      <w:r>
         <w:rPr>
           <w:b/>
           <w:color w:val="2F5F8A"/>
           <w:sz w:val="30"/>
         </w:rPr>
-      </w:pPr>
+        <w:t>. Conclusion</w:t>
+      </w:r>
     </w:p>
     <w:p>
       <w:pPr>
         <w:spacing w:after="0" w:line="240" w:lineRule="auto"/>
       </w:pPr>
       <w:r>
-        <w:rPr>
-          <w:b/>
-          <w:color w:val="2F5F8A"/>
-          <w:sz w:val="30"/>
-        </w:rPr>
-        <w:t>10. Conclusion</w:t>
+        <w:t xml:space="preserve">This project shows that </w:t>
+      </w:r>
+      <w:proofErr w:type="spellStart"/>
+      <w:r>
+        <w:t>kdb</w:t>
+      </w:r>
+      <w:proofErr w:type="spellEnd"/>
+      <w:r>
+        <w:t xml:space="preserve">+/q is a real, capable environment for candlestick analysis, not just a theoretical port. candle.q implements TA-Lib's 32-pattern taxonomy from scratch in q, and every result in this piece — a single pattern check on one equity, a six-stock crash-window comparison, an 87,301-fire test across 14 instruments — ran natively in </w:t>
+      </w:r>
+      <w:proofErr w:type="spellStart"/>
+      <w:r>
+        <w:t>kdb</w:t>
+      </w:r>
+      <w:proofErr w:type="spellEnd"/>
+      <w:r>
+        <w:t>+, with no Python or TA-Lib anywhere in the pipeline.</w:t>
       </w:r>
     </w:p>
     <w:p>
@@ -4141,26 +3647,23 @@
         <w:spacing w:after="0" w:line="240" w:lineRule="auto"/>
       </w:pPr>
       <w:r>
-        <w:t>The analysis this study is modeled on treats a candlestick pattern correctly: as a real, checkable geometric fact about a small number of bars, worth exactly as much as the context surrounding it and no more. Porting that framing into kdb+/q did not alter the underlying theory — the same 32 TA-Lib-style patterns, the same signed convention, the same "hammer and hanging man are one shape read two ways" logic — but it did surface two categories of problem a Python wrapper around a mature C library is never exposed to: eleven categories of build-specific defects unrelated to candlestick theory, and one genuine, metadata-contradicting defect (</w:t>
-      </w:r>
-      <w:r>
-        <w:rPr>
-          <w:rFonts w:ascii="Consolas" w:hAnsi="Consolas"/>
-          <w:color w:val="8A3F1E"/>
-          <w:sz w:val="20"/>
-        </w:rPr>
-        <w:t>kicking</w:t>
-      </w:r>
-      <w:r>
-        <w:t xml:space="preserve">'s incomplete gap check) visible only when a library's own claims about a pattern are checked against what its code actually computes. Both categories were found the same way — by executing the code against real data and reporting what it </w:t>
+        <w:t xml:space="preserve">Some of what came back mirrors the </w:t>
+      </w:r>
+      <w:proofErr w:type="spellStart"/>
+      <w:r>
+        <w:t>DataIntellect</w:t>
+      </w:r>
+      <w:proofErr w:type="spellEnd"/>
+      <w:r>
+        <w:t xml:space="preserve"> article directly. A hammer landing on AAPL's real 2020 COVID </w:t>
       </w:r>
       <w:proofErr w:type="gramStart"/>
       <w:r>
-        <w:t>actually does</w:t>
+        <w:t>low</w:t>
       </w:r>
       <w:proofErr w:type="gramEnd"/>
       <w:r>
-        <w:t xml:space="preserve">, including results that do not favor the port. </w:t>
+        <w:t>, confirmed by a morning star the next session, reproduces almost exactly the kind of pairing the original article found on the S&amp;P 500 using TA-Lib. That agreement is a useful sanity check in itself: the same theory, implemented independently in a different language against different data, found the same signal on the same real event.</w:t>
       </w:r>
     </w:p>
     <w:p>
@@ -4173,49 +3676,119 @@
         <w:spacing w:after="0" w:line="240" w:lineRule="auto"/>
       </w:pPr>
       <w:r>
-        <w:t xml:space="preserve">Both findings also held up under the same test once extended beyond a single instrument: </w:t>
-      </w:r>
-      <w:r>
-        <w:rPr>
-          <w:rFonts w:ascii="Consolas" w:hAnsi="Consolas"/>
-          <w:color w:val="8A3F1E"/>
-          <w:sz w:val="20"/>
-        </w:rPr>
-        <w:t>kicking</w:t>
-      </w:r>
-      <w:r>
-        <w:t>'s incomplete gap check was not an AAPL-specific artifact but held consistently across six real instruments; AAPL's clean hammer-on-the-low result was, by contrast, the artifact — the remaining five instruments mostly did not produce a clean confirmation at all, and two produced the wrong direction entirely. A single convincing example is grounds to investigate further, not grounds to stop.</w:t>
+        <w:t xml:space="preserve">openQ doesn't stop at recognizing a pattern. </w:t>
+      </w:r>
+      <w:r>
+        <w:t>‘</w:t>
+      </w:r>
+      <w:r>
+        <w:t>candle</w:t>
+      </w:r>
+      <w:r>
+        <w:t>’</w:t>
+      </w:r>
+      <w:r>
+        <w:t xml:space="preserve"> is wired directly into </w:t>
+      </w:r>
+      <w:proofErr w:type="spellStart"/>
+      <w:r>
+        <w:t>openQ's</w:t>
+      </w:r>
+      <w:proofErr w:type="spellEnd"/>
+      <w:r>
+        <w:t xml:space="preserve"> backtest engine as .</w:t>
+      </w:r>
+      <w:proofErr w:type="spellStart"/>
+      <w:r>
+        <w:t>bt.alphas.candlePattern</w:t>
+      </w:r>
+      <w:proofErr w:type="spellEnd"/>
+      <w:r>
+        <w:t xml:space="preserve">, and both the pattern </w:t>
+      </w:r>
+      <w:proofErr w:type="gramStart"/>
+      <w:r>
+        <w:t>thresholds (.</w:t>
+      </w:r>
+      <w:proofErr w:type="spellStart"/>
+      <w:proofErr w:type="gramEnd"/>
+      <w:r>
+        <w:t>candle.defaultSettings</w:t>
+      </w:r>
+      <w:proofErr w:type="spellEnd"/>
+      <w:r>
+        <w:t xml:space="preserve">) and the </w:t>
+      </w:r>
+      <w:proofErr w:type="spellStart"/>
+      <w:r>
+        <w:t>backtest's</w:t>
+      </w:r>
+      <w:proofErr w:type="spellEnd"/>
+      <w:r>
+        <w:t xml:space="preserve"> execution logic are plain, modifiable q rather than a black box. That's what made the rest of this study possible in the first place — scaling the same check from one stock to six, then to 14 instruments and 87,301 real fires, all inside a framework built to be extended rather than trusted as-is.</w:t>
       </w:r>
     </w:p>
     <w:p>
       <w:pPr>
         <w:spacing w:after="0" w:line="240" w:lineRule="auto"/>
       </w:pPr>
-      <w:r>
-        <w:t xml:space="preserve">Pushed one step further still — from six instruments and one crash to the library's full directional vocabulary against full real history — the same discipline produced the same kind of answer. §7's 87,301 real fires and 105 pattern×side×horizon comparisons found, at most, a barely detectable pooled directional edge (52% versus a 50% coin flip) and not one individual pattern whose conditional-mean forward return survives correction for how many comparisons were run — including </w:t>
-      </w:r>
-      <w:r>
-        <w:rPr>
-          <w:rFonts w:ascii="Consolas" w:hAnsi="Consolas"/>
-          <w:color w:val="8A3F1E"/>
-          <w:sz w:val="20"/>
-        </w:rPr>
-        <w:t>hammer</w:t>
-      </w:r>
-      <w:r>
-        <w:t xml:space="preserve"> itself, whose single precise hit at the 2020 low does not generalize into a measurable average edge across its 1,336 real fires. None of this overturns anything claimed earlier in this piece; it sharpens it. A pattern can be exactly what §3 says it is — a real, checkable geometric fact — and still carry, on average, close to none of the forward-looking information its name implies. That is not a reason to discard the library; it is the reason </w:t>
-      </w:r>
-      <w:r>
-        <w:rPr>
-          <w:rFonts w:ascii="Consolas" w:hAnsi="Consolas"/>
-          <w:color w:val="8A3F1E"/>
-          <w:sz w:val="20"/>
-        </w:rPr>
-        <w:t>.bt.alphas.candlePattern</w:t>
-      </w:r>
-      <w:r>
-        <w:t xml:space="preserve"> in §8 exists as one signal among several rather than a standalone forecaster, and it is the same caution the source analysis this study began from stated in one sentence: these are indicators, used with other indicators.</w:t>
-      </w:r>
+    </w:p>
+    <w:p>
+      <w:pPr>
+        <w:spacing w:after="0" w:line="240" w:lineRule="auto"/>
+      </w:pPr>
+      <w:r>
+        <w:t xml:space="preserve">At scale, the library's directional signals carry, at most, a barely detectable edge — 52% against a </w:t>
+      </w:r>
+      <w:proofErr w:type="gramStart"/>
+      <w:r>
+        <w:t>50% coin</w:t>
+      </w:r>
+      <w:proofErr w:type="gramEnd"/>
+      <w:r>
+        <w:t xml:space="preserve"> flip — and not one of 105 pattern/side/horizon comparisons survives correction for how many were run. That's not a reason to write the patterns off; it's a reason to </w:t>
+      </w:r>
+      <w:r>
+        <w:t>study some of the data further for explainability</w:t>
+      </w:r>
+      <w:r>
+        <w:t>. Further research is warranted into how this kind of pattern data could actually be used</w:t>
+      </w:r>
+      <w:r>
+        <w:t xml:space="preserve">, such as </w:t>
+      </w:r>
+      <w:r>
+        <w:t>proper statistical treatment of the overlapping-window problem noted in §</w:t>
+      </w:r>
+      <w:r>
+        <w:t>7</w:t>
+      </w:r>
+      <w:r>
+        <w:t>, out-of-sample testing, and pairing candle signals with other statistical or ML-based prediction frameworks rather than trading a pattern's name on its own to find out whether there's real value here worth extracting, and how much.</w:t>
+      </w:r>
+    </w:p>
+    <w:p>
+      <w:pPr>
+        <w:spacing w:after="0" w:line="240" w:lineRule="auto"/>
+      </w:pPr>
+    </w:p>
+    <w:p>
+      <w:pPr>
+        <w:spacing w:after="0" w:line="240" w:lineRule="auto"/>
+      </w:pPr>
+      <w:r>
+        <w:t xml:space="preserve">Thank you for reading, feel free to reach out with comments and feedback on the code. </w:t>
+      </w:r>
+    </w:p>
+    <w:p>
+      <w:pPr>
+        <w:spacing w:after="0" w:line="240" w:lineRule="auto"/>
+      </w:pPr>
+    </w:p>
+    <w:p>
+      <w:pPr>
+        <w:spacing w:after="0" w:line="240" w:lineRule="auto"/>
+      </w:pPr>
     </w:p>
     <w:sectPr>
       <w:pgSz w:w="12240" w:h="15840"/>
@@ -5041,7 +4614,6 @@
   <w:style w:type="character" w:default="1" w:styleId="DefaultParagraphFont">
     <w:name w:val="Default Paragraph Font"/>
     <w:uiPriority w:val="1"/>
-    <w:semiHidden/>
     <w:unhideWhenUsed/>
   </w:style>
   <w:style w:type="table" w:default="1" w:styleId="TableNormal">
